--- a/fuentes/633400_CF12_AD.docx
+++ b/fuentes/633400_CF12_AD.docx
@@ -1,6 +1,6 @@
 
 <file path=word/document.xml><?xml version="1.0" encoding="utf-8"?>
-<w:document xmlns:wpc="http://schemas.microsoft.com/office/word/2010/wordprocessingCanvas" xmlns:cx="http://schemas.microsoft.com/office/drawing/2014/chartex" xmlns:cx1="http://schemas.microsoft.com/office/drawing/2015/9/8/chartex" xmlns:cx2="http://schemas.microsoft.com/office/drawing/2015/10/21/chartex" xmlns:cx3="http://schemas.microsoft.com/office/drawing/2016/5/9/chartex" xmlns:cx4="http://schemas.microsoft.com/office/drawing/2016/5/10/chartex" xmlns:cx5="http://schemas.microsoft.com/office/drawing/2016/5/11/chartex" xmlns:cx6="http://schemas.microsoft.com/office/drawing/2016/5/12/chartex" xmlns:cx7="http://schemas.microsoft.com/office/drawing/2016/5/13/chartex" xmlns:cx8="http://schemas.microsoft.com/office/drawing/2016/5/14/chartex" xmlns:mc="http://schemas.openxmlformats.org/markup-compatibility/2006" xmlns:aink="http://schemas.microsoft.com/office/drawing/2016/ink" xmlns:am3d="http://schemas.microsoft.com/office/drawing/2017/model3d" xmlns:o="urn:schemas-microsoft-com:office:office" xmlns:r="http://schemas.openxmlformats.org/officeDocument/2006/relationships" xmlns:m="http://schemas.openxmlformats.org/officeDocument/2006/math" xmlns:v="urn:schemas-microsoft-com:vml" xmlns:wp14="http://schemas.microsoft.com/office/word/2010/wordprocessingDrawing" xmlns:wp="http://schemas.openxmlformats.org/drawingml/2006/wordprocessingDrawing" xmlns:w10="urn:schemas-microsoft-com:office:word" xmlns:w="http://schemas.openxmlformats.org/wordprocessingml/2006/main" xmlns:w14="http://schemas.microsoft.com/office/word/2010/wordml" xmlns:w15="http://schemas.microsoft.com/office/word/2012/wordml" xmlns:w16cex="http://schemas.microsoft.com/office/word/2018/wordml/cex" xmlns:w16cid="http://schemas.microsoft.com/office/word/2016/wordml/cid" xmlns:w16="http://schemas.microsoft.com/office/word/2018/wordml" xmlns:w16sdtdh="http://schemas.microsoft.com/office/word/2020/wordml/sdtdatahash" xmlns:w16se="http://schemas.microsoft.com/office/word/2015/wordml/symex" xmlns:wpg="http://schemas.microsoft.com/office/word/2010/wordprocessingGroup" xmlns:wpi="http://schemas.microsoft.com/office/word/2010/wordprocessingInk" xmlns:wne="http://schemas.microsoft.com/office/word/2006/wordml" xmlns:wps="http://schemas.microsoft.com/office/word/2010/wordprocessingShape" mc:Ignorable="w14 w15 w16se w16cid w16 w16cex w16sdtdh wp14">
+<w:document xmlns:wpc="http://schemas.microsoft.com/office/word/2010/wordprocessingCanvas" xmlns:cx="http://schemas.microsoft.com/office/drawing/2014/chartex" xmlns:cx1="http://schemas.microsoft.com/office/drawing/2015/9/8/chartex" xmlns:cx2="http://schemas.microsoft.com/office/drawing/2015/10/21/chartex" xmlns:cx3="http://schemas.microsoft.com/office/drawing/2016/5/9/chartex" xmlns:cx4="http://schemas.microsoft.com/office/drawing/2016/5/10/chartex" xmlns:cx5="http://schemas.microsoft.com/office/drawing/2016/5/11/chartex" xmlns:cx6="http://schemas.microsoft.com/office/drawing/2016/5/12/chartex" xmlns:cx7="http://schemas.microsoft.com/office/drawing/2016/5/13/chartex" xmlns:cx8="http://schemas.microsoft.com/office/drawing/2016/5/14/chartex" xmlns:mc="http://schemas.openxmlformats.org/markup-compatibility/2006" xmlns:m="http://schemas.openxmlformats.org/officeDocument/2006/math" xmlns:aink="http://schemas.microsoft.com/office/drawing/2016/ink" xmlns:am3d="http://schemas.microsoft.com/office/drawing/2017/model3d" xmlns:oel="http://schemas.microsoft.com/office/2019/extlst" xmlns:r="http://schemas.openxmlformats.org/officeDocument/2006/relationships" xmlns:wp14="http://schemas.microsoft.com/office/word/2010/wordprocessingDrawing" xmlns:wp="http://schemas.openxmlformats.org/drawingml/2006/wordprocessingDrawing" xmlns:wpg="http://schemas.microsoft.com/office/word/2010/wordprocessingGroup" xmlns:wpi="http://schemas.microsoft.com/office/word/2010/wordprocessingInk" xmlns:wps="http://schemas.microsoft.com/office/word/2010/wordprocessingShape" xmlns:o="urn:schemas-microsoft-com:office:office" xmlns:v="urn:schemas-microsoft-com:vml" xmlns:w10="urn:schemas-microsoft-com:office:word" xmlns:w="http://schemas.openxmlformats.org/wordprocessingml/2006/main" xmlns:w14="http://schemas.microsoft.com/office/word/2010/wordml" xmlns:w15="http://schemas.microsoft.com/office/word/2012/wordml" xmlns:w16cex="http://schemas.microsoft.com/office/word/2018/wordml/cex" xmlns:w16cid="http://schemas.microsoft.com/office/word/2016/wordml/cid" xmlns:w16="http://schemas.microsoft.com/office/word/2018/wordml" xmlns:w16sdtdh="http://schemas.microsoft.com/office/word/2020/wordml/sdtdatahash" xmlns:w16sdtfl="http://schemas.microsoft.com/office/word/2024/wordml/sdtformatlock" xmlns:w16se="http://schemas.microsoft.com/office/word/2015/wordml/symex" xmlns:w16du="http://schemas.microsoft.com/office/word/2023/wordml/word16du" xmlns:wne="http://schemas.microsoft.com/office/word/2006/wordml" mc:Ignorable="w14 w15 w16se w16cid w16 w16cex w16sdtdh w16sdtfl w16du wp14">
   <w:body>
     <w:tbl>
       <w:tblPr>
@@ -509,7 +509,15 @@
                 <w:rFonts w:eastAsia="Calibri" w:cstheme="minorHAnsi"/>
                 <w:iCs/>
               </w:rPr>
-              <w:t>Verificar la apropiación de conocimientos relacionados con normatividad hotelera, registro de huéspedes, protección de datos, seguridad de la información y responsabilidad operativa dentro de los establecimientos de alojamiento.</w:t>
+              <w:t xml:space="preserve">Fortalecer la comprensión de los procesos operativos, tecnológicos y normativos relacionados con las formas de pago utilizadas en los establecimientos de </w:t>
+            </w:r>
+            <w:r>
+              <w:rPr>
+                <w:rFonts w:eastAsia="Calibri" w:cstheme="minorHAnsi"/>
+                <w:iCs/>
+              </w:rPr>
+              <w:lastRenderedPageBreak/>
+              <w:t>alojamiento, mediante el análisis de situaciones asociadas a medios de pago, facturación, atención al huésped y transformación digital en la hotelería.</w:t>
             </w:r>
           </w:p>
         </w:tc>
@@ -609,12 +617,21 @@
                 <w:i/>
               </w:rPr>
             </w:pPr>
-            <w:r>
-              <w:rPr>
-                <w:rFonts w:eastAsia="Calibri" w:cstheme="minorHAnsi"/>
-                <w:i/>
-              </w:rPr>
-              <w:t>Rta(s) correcta(s) (x)</w:t>
+            <w:proofErr w:type="spellStart"/>
+            <w:r>
+              <w:rPr>
+                <w:rFonts w:eastAsia="Calibri" w:cstheme="minorHAnsi"/>
+                <w:i/>
+              </w:rPr>
+              <w:t>Rta</w:t>
+            </w:r>
+            <w:proofErr w:type="spellEnd"/>
+            <w:r>
+              <w:rPr>
+                <w:rFonts w:eastAsia="Calibri" w:cstheme="minorHAnsi"/>
+                <w:i/>
+              </w:rPr>
+              <w:t>(s) correcta(s) (x)</w:t>
             </w:r>
           </w:p>
         </w:tc>
@@ -1016,789 +1033,19 @@
                 <w:bCs/>
                 <w:lang w:eastAsia="es-CO"/>
               </w:rPr>
-              <w:t>¿Qué función cumple un PMS dentro de la operación hotelera?</w:t>
-            </w:r>
-          </w:p>
-        </w:tc>
-      </w:tr>
-      <w:tr>
-        <w:trPr>
-          <w:trHeight w:val="220"/>
-        </w:trPr>
-        <w:tc>
-          <w:tcPr>
-            <w:tcW w:w="1267" w:type="dxa"/>
-            <w:shd w:val="clear" w:color="auto" w:fill="FBE5D5"/>
-          </w:tcPr>
-          <w:p>
-            <w:pPr>
-              <w:rPr>
-                <w:rFonts w:eastAsia="Calibri" w:cstheme="minorHAnsi"/>
-              </w:rPr>
-            </w:pPr>
-            <w:r>
-              <w:rPr>
-                <w:rFonts w:eastAsia="Calibri" w:cstheme="minorHAnsi"/>
-              </w:rPr>
-              <w:t>Opción a)</w:t>
-            </w:r>
-          </w:p>
-        </w:tc>
-        <w:tc>
-          <w:tcPr>
-            <w:tcW w:w="6727" w:type="dxa"/>
-            <w:gridSpan w:val="2"/>
-          </w:tcPr>
-          <w:p>
-            <w:pPr>
-              <w:rPr>
-                <w:rFonts w:eastAsia="Calibri" w:cstheme="minorHAnsi"/>
-                <w:bCs/>
-              </w:rPr>
-            </w:pPr>
-            <w:r>
-              <w:rPr>
-                <w:rFonts w:eastAsia="Calibri" w:cstheme="minorHAnsi"/>
-                <w:bCs/>
-              </w:rPr>
-              <w:t>Administrar únicamente reservas aéreas.</w:t>
-            </w:r>
-          </w:p>
-        </w:tc>
-        <w:tc>
-          <w:tcPr>
-            <w:tcW w:w="2160" w:type="dxa"/>
-            <w:gridSpan w:val="4"/>
-          </w:tcPr>
-          <w:p>
-            <w:pPr>
-              <w:widowControl w:val="0"/>
-              <w:rPr>
-                <w:rFonts w:eastAsia="Calibri" w:cstheme="minorHAnsi"/>
-                <w:i/>
-              </w:rPr>
-            </w:pPr>
-          </w:p>
-        </w:tc>
-      </w:tr>
-      <w:tr>
-        <w:trPr>
-          <w:trHeight w:val="220"/>
-        </w:trPr>
-        <w:tc>
-          <w:tcPr>
-            <w:tcW w:w="1267" w:type="dxa"/>
-          </w:tcPr>
-          <w:p>
-            <w:pPr>
-              <w:rPr>
-                <w:rFonts w:eastAsia="Calibri" w:cstheme="minorHAnsi"/>
-              </w:rPr>
-            </w:pPr>
-            <w:r>
-              <w:rPr>
-                <w:rFonts w:eastAsia="Calibri" w:cstheme="minorHAnsi"/>
-              </w:rPr>
-              <w:t>Opción b)</w:t>
-            </w:r>
-          </w:p>
-        </w:tc>
-        <w:tc>
-          <w:tcPr>
-            <w:tcW w:w="6727" w:type="dxa"/>
-            <w:gridSpan w:val="2"/>
-          </w:tcPr>
-          <w:p>
-            <w:pPr>
-              <w:rPr>
-                <w:rFonts w:eastAsia="Calibri" w:cstheme="minorHAnsi"/>
-                <w:bCs/>
-              </w:rPr>
-            </w:pPr>
-            <w:r>
-              <w:rPr>
-                <w:rFonts w:eastAsia="Calibri" w:cstheme="minorHAnsi"/>
-                <w:bCs/>
-              </w:rPr>
-              <w:t>Gestionar procesos financieros y operativos del hotel.</w:t>
-            </w:r>
-          </w:p>
-        </w:tc>
-        <w:tc>
-          <w:tcPr>
-            <w:tcW w:w="2160" w:type="dxa"/>
-            <w:gridSpan w:val="4"/>
-          </w:tcPr>
-          <w:p>
-            <w:pPr>
-              <w:widowControl w:val="0"/>
-              <w:rPr>
-                <w:rFonts w:eastAsia="Calibri" w:cstheme="minorHAnsi"/>
-                <w:i/>
-              </w:rPr>
-            </w:pPr>
-            <w:r>
-              <w:rPr>
-                <w:rFonts w:eastAsia="Calibri" w:cstheme="minorHAnsi"/>
-                <w:i/>
-              </w:rPr>
-              <w:t>X</w:t>
-            </w:r>
-          </w:p>
-        </w:tc>
-      </w:tr>
-      <w:tr>
-        <w:trPr>
-          <w:trHeight w:val="220"/>
-        </w:trPr>
-        <w:tc>
-          <w:tcPr>
-            <w:tcW w:w="1267" w:type="dxa"/>
-            <w:shd w:val="clear" w:color="auto" w:fill="FBE5D5"/>
-          </w:tcPr>
-          <w:p>
-            <w:pPr>
-              <w:rPr>
-                <w:rFonts w:eastAsia="Calibri" w:cstheme="minorHAnsi"/>
-              </w:rPr>
-            </w:pPr>
-            <w:r>
-              <w:rPr>
-                <w:rFonts w:eastAsia="Calibri" w:cstheme="minorHAnsi"/>
-              </w:rPr>
-              <w:t>Opción c)</w:t>
-            </w:r>
-          </w:p>
-        </w:tc>
-        <w:tc>
-          <w:tcPr>
-            <w:tcW w:w="6727" w:type="dxa"/>
-            <w:gridSpan w:val="2"/>
-          </w:tcPr>
-          <w:p>
-            <w:pPr>
-              <w:tabs>
-                <w:tab w:val="left" w:pos="4937"/>
-              </w:tabs>
-              <w:rPr>
-                <w:rFonts w:eastAsia="Calibri" w:cstheme="minorHAnsi"/>
-                <w:bCs/>
-              </w:rPr>
-            </w:pPr>
-            <w:r>
-              <w:rPr>
-                <w:rFonts w:eastAsia="Calibri" w:cstheme="minorHAnsi"/>
-                <w:bCs/>
-              </w:rPr>
-              <w:t>Reemplazar completamente al personal de recepción.</w:t>
-            </w:r>
-          </w:p>
-        </w:tc>
-        <w:tc>
-          <w:tcPr>
-            <w:tcW w:w="2160" w:type="dxa"/>
-            <w:gridSpan w:val="4"/>
-          </w:tcPr>
-          <w:p>
-            <w:pPr>
-              <w:widowControl w:val="0"/>
-              <w:rPr>
-                <w:rFonts w:eastAsia="Calibri" w:cstheme="minorHAnsi"/>
-                <w:i/>
-              </w:rPr>
-            </w:pPr>
-          </w:p>
-        </w:tc>
-      </w:tr>
-      <w:tr>
-        <w:trPr>
-          <w:trHeight w:val="220"/>
-        </w:trPr>
-        <w:tc>
-          <w:tcPr>
-            <w:tcW w:w="1267" w:type="dxa"/>
-          </w:tcPr>
-          <w:p>
-            <w:pPr>
-              <w:rPr>
-                <w:rFonts w:eastAsia="Calibri" w:cstheme="minorHAnsi"/>
-              </w:rPr>
-            </w:pPr>
-            <w:r>
-              <w:rPr>
-                <w:rFonts w:eastAsia="Calibri" w:cstheme="minorHAnsi"/>
-              </w:rPr>
-              <w:t>Opción d)</w:t>
-            </w:r>
-          </w:p>
-        </w:tc>
-        <w:tc>
-          <w:tcPr>
-            <w:tcW w:w="6727" w:type="dxa"/>
-            <w:gridSpan w:val="2"/>
-          </w:tcPr>
-          <w:p>
-            <w:pPr>
-              <w:tabs>
-                <w:tab w:val="left" w:pos="1964"/>
-              </w:tabs>
-              <w:rPr>
-                <w:rFonts w:eastAsia="Calibri" w:cstheme="minorHAnsi"/>
-                <w:bCs/>
-              </w:rPr>
-            </w:pPr>
-            <w:r>
-              <w:rPr>
-                <w:rFonts w:eastAsia="Calibri" w:cstheme="minorHAnsi"/>
-                <w:bCs/>
-              </w:rPr>
-              <w:t>Controlar exclusivamente redes sociales del hotel</w:t>
-            </w:r>
-            <w:r>
-              <w:rPr>
-                <w:rFonts w:eastAsia="Calibri" w:cstheme="minorHAnsi"/>
-                <w:bCs/>
-              </w:rPr>
-              <w:t>.</w:t>
-            </w:r>
-          </w:p>
-        </w:tc>
-        <w:tc>
-          <w:tcPr>
-            <w:tcW w:w="2160" w:type="dxa"/>
-            <w:gridSpan w:val="4"/>
-          </w:tcPr>
-          <w:p>
-            <w:pPr>
-              <w:widowControl w:val="0"/>
-              <w:rPr>
-                <w:rFonts w:eastAsia="Calibri" w:cstheme="minorHAnsi"/>
-                <w:i/>
-              </w:rPr>
-            </w:pPr>
-          </w:p>
-        </w:tc>
-      </w:tr>
-      <w:tr>
-        <w:trPr>
-          <w:trHeight w:val="220"/>
-        </w:trPr>
-        <w:tc>
-          <w:tcPr>
-            <w:tcW w:w="2534" w:type="dxa"/>
-            <w:gridSpan w:val="2"/>
-            <w:shd w:val="clear" w:color="auto" w:fill="FBE5D5"/>
-          </w:tcPr>
-          <w:p>
-            <w:pPr>
-              <w:rPr>
-                <w:rFonts w:eastAsia="Calibri" w:cstheme="minorHAnsi"/>
-              </w:rPr>
-            </w:pPr>
-            <w:r>
-              <w:rPr>
-                <w:rFonts w:eastAsia="Calibri" w:cstheme="minorHAnsi"/>
-              </w:rPr>
-              <w:t>Comentario respuesta correcta</w:t>
-            </w:r>
-          </w:p>
-        </w:tc>
-        <w:tc>
-          <w:tcPr>
-            <w:tcW w:w="7620" w:type="dxa"/>
-            <w:gridSpan w:val="5"/>
-            <w:shd w:val="clear" w:color="auto" w:fill="FFFFFF"/>
-          </w:tcPr>
-          <w:p>
-            <w:pPr>
-              <w:rPr>
-                <w:rFonts w:eastAsia="Calibri" w:cstheme="minorHAnsi"/>
-                <w:b/>
-                <w:i/>
-              </w:rPr>
-            </w:pPr>
-            <w:r>
-              <w:rPr>
-                <w:rFonts w:eastAsia="Calibri" w:cstheme="minorHAnsi"/>
-              </w:rPr>
-              <w:t>¡Muy bien! Ha acertado la respuesta.</w:t>
-            </w:r>
-          </w:p>
-        </w:tc>
-      </w:tr>
-      <w:tr>
-        <w:trPr>
-          <w:trHeight w:val="220"/>
-        </w:trPr>
-        <w:tc>
-          <w:tcPr>
-            <w:tcW w:w="2534" w:type="dxa"/>
-            <w:gridSpan w:val="2"/>
-          </w:tcPr>
-          <w:p>
-            <w:pPr>
-              <w:rPr>
-                <w:rFonts w:eastAsia="Calibri" w:cstheme="minorHAnsi"/>
-              </w:rPr>
-            </w:pPr>
-            <w:r>
-              <w:rPr>
-                <w:rFonts w:eastAsia="Calibri" w:cstheme="minorHAnsi"/>
-              </w:rPr>
-              <w:t>Comentario respuesta incorrecta</w:t>
-            </w:r>
-          </w:p>
-        </w:tc>
-        <w:tc>
-          <w:tcPr>
-            <w:tcW w:w="7620" w:type="dxa"/>
-            <w:gridSpan w:val="5"/>
-            <w:shd w:val="clear" w:color="auto" w:fill="FFFFFF"/>
-          </w:tcPr>
-          <w:p>
-            <w:pPr>
-              <w:rPr>
-                <w:rFonts w:eastAsia="Calibri" w:cstheme="minorHAnsi"/>
-                <w:b/>
-                <w:i/>
-              </w:rPr>
-            </w:pPr>
-            <w:r>
-              <w:rPr>
-                <w:rFonts w:eastAsia="Calibri" w:cstheme="minorHAnsi"/>
-              </w:rPr>
-              <w:t>Lo sentimos, su respuesta no es la correcta.</w:t>
-            </w:r>
-          </w:p>
-        </w:tc>
-      </w:tr>
-      <w:tr>
-        <w:trPr>
-          <w:trHeight w:val="220"/>
-        </w:trPr>
-        <w:tc>
-          <w:tcPr>
-            <w:tcW w:w="2534" w:type="dxa"/>
-            <w:gridSpan w:val="2"/>
-            <w:shd w:val="clear" w:color="auto" w:fill="FBE5D5"/>
-          </w:tcPr>
-          <w:p>
-            <w:pPr>
-              <w:rPr>
-                <w:rFonts w:eastAsia="Calibri" w:cstheme="minorHAnsi"/>
-              </w:rPr>
-            </w:pPr>
-            <w:r>
-              <w:rPr>
-                <w:rFonts w:eastAsia="Calibri" w:cstheme="minorHAnsi"/>
-              </w:rPr>
-              <w:t>Pregunta 3</w:t>
-            </w:r>
-          </w:p>
-        </w:tc>
-        <w:tc>
-          <w:tcPr>
-            <w:tcW w:w="7620" w:type="dxa"/>
-            <w:gridSpan w:val="5"/>
-          </w:tcPr>
-          <w:p>
-            <w:pPr>
-              <w:rPr>
-                <w:rFonts w:eastAsia="Calibri" w:cstheme="minorHAnsi"/>
-                <w:b/>
-                <w:bCs/>
-                <w:iCs/>
-              </w:rPr>
-            </w:pPr>
-            <w:r>
-              <w:rPr>
-                <w:rFonts w:eastAsia="Calibri" w:cstheme="minorHAnsi"/>
-                <w:b/>
-                <w:bCs/>
-                <w:iCs/>
-              </w:rPr>
-              <w:t>¿Cuál de los siguientes corresponde a un medio de pago digital?</w:t>
-            </w:r>
-          </w:p>
-        </w:tc>
-      </w:tr>
-      <w:tr>
-        <w:trPr>
-          <w:trHeight w:val="220"/>
-        </w:trPr>
-        <w:tc>
-          <w:tcPr>
-            <w:tcW w:w="1267" w:type="dxa"/>
-          </w:tcPr>
-          <w:p>
-            <w:pPr>
-              <w:rPr>
-                <w:rFonts w:eastAsia="Calibri" w:cstheme="minorHAnsi"/>
-              </w:rPr>
-            </w:pPr>
-            <w:r>
-              <w:rPr>
-                <w:rFonts w:eastAsia="Calibri" w:cstheme="minorHAnsi"/>
-              </w:rPr>
-              <w:t>Opción a)</w:t>
-            </w:r>
-          </w:p>
-        </w:tc>
-        <w:tc>
-          <w:tcPr>
-            <w:tcW w:w="6727" w:type="dxa"/>
-            <w:gridSpan w:val="2"/>
-          </w:tcPr>
-          <w:p>
-            <w:pPr>
-              <w:tabs>
-                <w:tab w:val="left" w:pos="4750"/>
-              </w:tabs>
-              <w:rPr>
-                <w:rFonts w:eastAsia="Calibri" w:cstheme="minorHAnsi"/>
-              </w:rPr>
-            </w:pPr>
-            <w:r>
-              <w:rPr>
-                <w:rFonts w:eastAsia="Calibri" w:cstheme="minorHAnsi"/>
-              </w:rPr>
-              <w:t>Cheque físico.</w:t>
-            </w:r>
-          </w:p>
-        </w:tc>
-        <w:tc>
-          <w:tcPr>
-            <w:tcW w:w="2160" w:type="dxa"/>
-            <w:gridSpan w:val="4"/>
-          </w:tcPr>
-          <w:p>
-            <w:pPr>
-              <w:widowControl w:val="0"/>
-              <w:rPr>
-                <w:rFonts w:eastAsia="Calibri" w:cstheme="minorHAnsi"/>
-                <w:i/>
-              </w:rPr>
-            </w:pPr>
-          </w:p>
-        </w:tc>
-      </w:tr>
-      <w:tr>
-        <w:trPr>
-          <w:trHeight w:val="220"/>
-        </w:trPr>
-        <w:tc>
-          <w:tcPr>
-            <w:tcW w:w="1267" w:type="dxa"/>
-            <w:shd w:val="clear" w:color="auto" w:fill="FBE5D5"/>
-          </w:tcPr>
-          <w:p>
-            <w:pPr>
-              <w:rPr>
-                <w:rFonts w:eastAsia="Calibri" w:cstheme="minorHAnsi"/>
-              </w:rPr>
-            </w:pPr>
-            <w:r>
-              <w:rPr>
-                <w:rFonts w:eastAsia="Calibri" w:cstheme="minorHAnsi"/>
-              </w:rPr>
-              <w:t>Opción b)</w:t>
-            </w:r>
-          </w:p>
-        </w:tc>
-        <w:tc>
-          <w:tcPr>
-            <w:tcW w:w="6727" w:type="dxa"/>
-            <w:gridSpan w:val="2"/>
-          </w:tcPr>
-          <w:p>
-            <w:pPr>
-              <w:rPr>
-                <w:rFonts w:eastAsia="Calibri" w:cstheme="minorHAnsi"/>
-              </w:rPr>
-            </w:pPr>
-            <w:r>
-              <w:rPr>
-                <w:rFonts w:eastAsia="Calibri" w:cstheme="minorHAnsi"/>
-              </w:rPr>
-              <w:t>Consignación manual.</w:t>
-            </w:r>
-          </w:p>
-        </w:tc>
-        <w:tc>
-          <w:tcPr>
-            <w:tcW w:w="2160" w:type="dxa"/>
-            <w:gridSpan w:val="4"/>
-          </w:tcPr>
-          <w:p>
-            <w:pPr>
-              <w:widowControl w:val="0"/>
-              <w:rPr>
-                <w:rFonts w:eastAsia="Calibri" w:cstheme="minorHAnsi"/>
-                <w:i/>
-              </w:rPr>
-            </w:pPr>
-          </w:p>
-        </w:tc>
-      </w:tr>
-      <w:tr>
-        <w:trPr>
-          <w:trHeight w:val="220"/>
-        </w:trPr>
-        <w:tc>
-          <w:tcPr>
-            <w:tcW w:w="1267" w:type="dxa"/>
-          </w:tcPr>
-          <w:p>
-            <w:pPr>
-              <w:rPr>
-                <w:rFonts w:eastAsia="Calibri" w:cstheme="minorHAnsi"/>
-              </w:rPr>
-            </w:pPr>
-            <w:r>
-              <w:rPr>
-                <w:rFonts w:eastAsia="Calibri" w:cstheme="minorHAnsi"/>
-              </w:rPr>
-              <w:t>Opción c)</w:t>
-            </w:r>
-          </w:p>
-        </w:tc>
-        <w:tc>
-          <w:tcPr>
-            <w:tcW w:w="6727" w:type="dxa"/>
-            <w:gridSpan w:val="2"/>
-          </w:tcPr>
-          <w:p>
-            <w:pPr>
-              <w:rPr>
-                <w:rFonts w:eastAsia="Calibri" w:cstheme="minorHAnsi"/>
-              </w:rPr>
-            </w:pPr>
-            <w:r>
-              <w:rPr>
-                <w:rFonts w:eastAsia="Times New Roman" w:cstheme="minorHAnsi"/>
-                <w:lang w:eastAsia="es-CO"/>
-              </w:rPr>
-              <w:t>Billetera digital.</w:t>
-            </w:r>
-          </w:p>
-        </w:tc>
-        <w:tc>
-          <w:tcPr>
-            <w:tcW w:w="2160" w:type="dxa"/>
-            <w:gridSpan w:val="4"/>
-          </w:tcPr>
-          <w:p>
-            <w:pPr>
-              <w:widowControl w:val="0"/>
-              <w:rPr>
-                <w:rFonts w:eastAsia="Calibri" w:cstheme="minorHAnsi"/>
-                <w:i/>
-              </w:rPr>
-            </w:pPr>
-            <w:r>
-              <w:rPr>
-                <w:rFonts w:eastAsia="Calibri" w:cstheme="minorHAnsi"/>
-                <w:i/>
-              </w:rPr>
-              <w:t>X</w:t>
-            </w:r>
-          </w:p>
-        </w:tc>
-      </w:tr>
-      <w:tr>
-        <w:trPr>
-          <w:trHeight w:val="220"/>
-        </w:trPr>
-        <w:tc>
-          <w:tcPr>
-            <w:tcW w:w="1267" w:type="dxa"/>
-            <w:shd w:val="clear" w:color="auto" w:fill="FBE5D5"/>
-          </w:tcPr>
-          <w:p>
-            <w:pPr>
-              <w:rPr>
-                <w:rFonts w:eastAsia="Calibri" w:cstheme="minorHAnsi"/>
-              </w:rPr>
-            </w:pPr>
-            <w:r>
-              <w:rPr>
-                <w:rFonts w:eastAsia="Calibri" w:cstheme="minorHAnsi"/>
-              </w:rPr>
-              <w:lastRenderedPageBreak/>
-              <w:t>Opción d)</w:t>
-            </w:r>
-          </w:p>
-        </w:tc>
-        <w:tc>
-          <w:tcPr>
-            <w:tcW w:w="6727" w:type="dxa"/>
-            <w:gridSpan w:val="2"/>
-          </w:tcPr>
-          <w:p>
-            <w:pPr>
-              <w:pStyle w:val="NormalWeb"/>
-              <w:rPr>
-                <w:rFonts w:asciiTheme="minorHAnsi" w:eastAsia="Calibri" w:hAnsiTheme="minorHAnsi" w:cstheme="minorHAnsi"/>
-                <w:sz w:val="22"/>
-                <w:szCs w:val="22"/>
-              </w:rPr>
-            </w:pPr>
-            <w:r>
-              <w:rPr>
-                <w:rFonts w:asciiTheme="minorHAnsi" w:eastAsia="Calibri" w:hAnsiTheme="minorHAnsi" w:cstheme="minorHAnsi"/>
-                <w:sz w:val="22"/>
-                <w:szCs w:val="22"/>
-              </w:rPr>
-              <w:t>Vale impreso.</w:t>
-            </w:r>
-          </w:p>
-        </w:tc>
-        <w:tc>
-          <w:tcPr>
-            <w:tcW w:w="2160" w:type="dxa"/>
-            <w:gridSpan w:val="4"/>
-          </w:tcPr>
-          <w:p>
-            <w:pPr>
-              <w:widowControl w:val="0"/>
-              <w:rPr>
-                <w:rFonts w:eastAsia="Calibri" w:cstheme="minorHAnsi"/>
-                <w:i/>
-              </w:rPr>
-            </w:pPr>
-          </w:p>
-        </w:tc>
-      </w:tr>
-      <w:tr>
-        <w:trPr>
-          <w:trHeight w:val="220"/>
-        </w:trPr>
-        <w:tc>
-          <w:tcPr>
-            <w:tcW w:w="2534" w:type="dxa"/>
-            <w:gridSpan w:val="2"/>
-          </w:tcPr>
-          <w:p>
-            <w:pPr>
-              <w:rPr>
-                <w:rFonts w:eastAsia="Calibri" w:cstheme="minorHAnsi"/>
-              </w:rPr>
-            </w:pPr>
-            <w:r>
-              <w:rPr>
-                <w:rFonts w:eastAsia="Calibri" w:cstheme="minorHAnsi"/>
-              </w:rPr>
-              <w:t>Comentario respuesta correcta</w:t>
-            </w:r>
-          </w:p>
-        </w:tc>
-        <w:tc>
-          <w:tcPr>
-            <w:tcW w:w="7620" w:type="dxa"/>
-            <w:gridSpan w:val="5"/>
-            <w:shd w:val="clear" w:color="auto" w:fill="FFFFFF"/>
-          </w:tcPr>
-          <w:p>
-            <w:pPr>
-              <w:rPr>
-                <w:rFonts w:eastAsia="Calibri" w:cstheme="minorHAnsi"/>
-                <w:b/>
-                <w:i/>
-              </w:rPr>
-            </w:pPr>
-            <w:r>
-              <w:rPr>
-                <w:rFonts w:eastAsia="Calibri" w:cstheme="minorHAnsi"/>
-              </w:rPr>
-              <w:t>¡Muy bien! Ha acertado la respuesta.</w:t>
-            </w:r>
-          </w:p>
-        </w:tc>
-      </w:tr>
-      <w:tr>
-        <w:trPr>
-          <w:trHeight w:val="220"/>
-        </w:trPr>
-        <w:tc>
-          <w:tcPr>
-            <w:tcW w:w="2534" w:type="dxa"/>
-            <w:gridSpan w:val="2"/>
-            <w:shd w:val="clear" w:color="auto" w:fill="FBE5D5"/>
-          </w:tcPr>
-          <w:p>
-            <w:pPr>
-              <w:rPr>
-                <w:rFonts w:eastAsia="Calibri" w:cstheme="minorHAnsi"/>
-              </w:rPr>
-            </w:pPr>
-            <w:r>
-              <w:rPr>
-                <w:rFonts w:eastAsia="Calibri" w:cstheme="minorHAnsi"/>
-              </w:rPr>
-              <w:t>Comentario respuesta incorrecta</w:t>
-            </w:r>
-          </w:p>
-        </w:tc>
-        <w:tc>
-          <w:tcPr>
-            <w:tcW w:w="7620" w:type="dxa"/>
-            <w:gridSpan w:val="5"/>
-            <w:shd w:val="clear" w:color="auto" w:fill="FFFFFF"/>
-          </w:tcPr>
-          <w:p>
-            <w:pPr>
-              <w:rPr>
-                <w:rFonts w:eastAsia="Calibri" w:cstheme="minorHAnsi"/>
-                <w:b/>
-                <w:i/>
-              </w:rPr>
-            </w:pPr>
-            <w:r>
-              <w:rPr>
-                <w:rFonts w:eastAsia="Calibri" w:cstheme="minorHAnsi"/>
-              </w:rPr>
-              <w:t>Lo sentimos, su respuesta no es la correcta.</w:t>
-            </w:r>
-          </w:p>
-        </w:tc>
-      </w:tr>
-      <w:tr>
-        <w:trPr>
-          <w:trHeight w:val="220"/>
-        </w:trPr>
-        <w:tc>
-          <w:tcPr>
-            <w:tcW w:w="2534" w:type="dxa"/>
-            <w:gridSpan w:val="2"/>
-          </w:tcPr>
-          <w:p>
-            <w:pPr>
-              <w:rPr>
-                <w:rFonts w:eastAsia="Calibri" w:cstheme="minorHAnsi"/>
-              </w:rPr>
-            </w:pPr>
-            <w:r>
-              <w:rPr>
-                <w:rFonts w:eastAsia="Calibri" w:cstheme="minorHAnsi"/>
-              </w:rPr>
-              <w:t>Pregunta 4</w:t>
-            </w:r>
-          </w:p>
-        </w:tc>
-        <w:tc>
-          <w:tcPr>
-            <w:tcW w:w="7620" w:type="dxa"/>
-            <w:gridSpan w:val="5"/>
-          </w:tcPr>
-          <w:p>
-            <w:pPr>
+              <w:t xml:space="preserve">¿Qué función cumple un </w:t>
+            </w:r>
+            <w:proofErr w:type="spellStart"/>
+            <w:r>
               <w:rPr>
                 <w:rFonts w:eastAsia="Times New Roman" w:cstheme="minorHAnsi"/>
                 <w:b/>
                 <w:bCs/>
                 <w:lang w:eastAsia="es-CO"/>
               </w:rPr>
-            </w:pPr>
+              <w:t>PMS</w:t>
+            </w:r>
+            <w:proofErr w:type="spellEnd"/>
             <w:r>
               <w:rPr>
                 <w:rFonts w:eastAsia="Times New Roman" w:cstheme="minorHAnsi"/>
@@ -1806,7 +1053,7 @@
                 <w:bCs/>
                 <w:lang w:eastAsia="es-CO"/>
               </w:rPr>
-              <w:t>¿Qué documento permite respaldar una transacción financiera realizada?</w:t>
+              <w:t xml:space="preserve"> dentro de la operación hotelera?</w:t>
             </w:r>
           </w:p>
         </w:tc>
@@ -1838,19 +1085,20 @@
           <w:tcPr>
             <w:tcW w:w="6727" w:type="dxa"/>
             <w:gridSpan w:val="2"/>
-            <w:shd w:val="clear" w:color="auto" w:fill="FFFFFF"/>
-          </w:tcPr>
-          <w:p>
-            <w:pPr>
-              <w:rPr>
-                <w:rFonts w:eastAsia="Calibri" w:cstheme="minorHAnsi"/>
-              </w:rPr>
-            </w:pPr>
-            <w:r>
-              <w:rPr>
-                <w:rFonts w:cstheme="minorHAnsi"/>
-              </w:rPr>
-              <w:t>Inventario de habitaciones.</w:t>
+          </w:tcPr>
+          <w:p>
+            <w:pPr>
+              <w:rPr>
+                <w:rFonts w:eastAsia="Calibri" w:cstheme="minorHAnsi"/>
+                <w:bCs/>
+              </w:rPr>
+            </w:pPr>
+            <w:r>
+              <w:rPr>
+                <w:rFonts w:eastAsia="Calibri" w:cstheme="minorHAnsi"/>
+                <w:bCs/>
+              </w:rPr>
+              <w:t>Administrar únicamente reservas aéreas.</w:t>
             </w:r>
           </w:p>
         </w:tc>
@@ -1858,7 +1106,6 @@
           <w:tcPr>
             <w:tcW w:w="2160" w:type="dxa"/>
             <w:gridSpan w:val="4"/>
-            <w:shd w:val="clear" w:color="auto" w:fill="FFFFFF"/>
           </w:tcPr>
           <w:p>
             <w:pPr>
@@ -1897,19 +1144,20 @@
           <w:tcPr>
             <w:tcW w:w="6727" w:type="dxa"/>
             <w:gridSpan w:val="2"/>
-            <w:shd w:val="clear" w:color="auto" w:fill="FFFFFF"/>
-          </w:tcPr>
-          <w:p>
-            <w:pPr>
-              <w:rPr>
-                <w:rFonts w:cstheme="minorHAnsi"/>
-              </w:rPr>
-            </w:pPr>
-            <w:r>
-              <w:rPr>
-                <w:rFonts w:cstheme="minorHAnsi"/>
-              </w:rPr>
-              <w:t>Soporte de pago.</w:t>
+          </w:tcPr>
+          <w:p>
+            <w:pPr>
+              <w:rPr>
+                <w:rFonts w:eastAsia="Calibri" w:cstheme="minorHAnsi"/>
+                <w:bCs/>
+              </w:rPr>
+            </w:pPr>
+            <w:r>
+              <w:rPr>
+                <w:rFonts w:eastAsia="Calibri" w:cstheme="minorHAnsi"/>
+                <w:bCs/>
+              </w:rPr>
+              <w:t>Gestionar procesos financieros y operativos del hotel.</w:t>
             </w:r>
           </w:p>
         </w:tc>
@@ -1917,7 +1165,6 @@
           <w:tcPr>
             <w:tcW w:w="2160" w:type="dxa"/>
             <w:gridSpan w:val="4"/>
-            <w:shd w:val="clear" w:color="auto" w:fill="FFFFFF"/>
           </w:tcPr>
           <w:p>
             <w:pPr>
@@ -1939,7 +1186,7 @@
       </w:tr>
       <w:tr>
         <w:trPr>
-          <w:trHeight w:val="70"/>
+          <w:trHeight w:val="220"/>
         </w:trPr>
         <w:tc>
           <w:tcPr>
@@ -1964,19 +1211,23 @@
           <w:tcPr>
             <w:tcW w:w="6727" w:type="dxa"/>
             <w:gridSpan w:val="2"/>
-            <w:shd w:val="clear" w:color="auto" w:fill="FFFFFF"/>
-          </w:tcPr>
-          <w:p>
-            <w:pPr>
-              <w:rPr>
-                <w:rFonts w:eastAsia="Calibri" w:cstheme="minorHAnsi"/>
-              </w:rPr>
-            </w:pPr>
-            <w:r>
-              <w:rPr>
-                <w:rFonts w:cstheme="minorHAnsi"/>
-              </w:rPr>
-              <w:t>Tarjeta de registro hotelero.</w:t>
+          </w:tcPr>
+          <w:p>
+            <w:pPr>
+              <w:tabs>
+                <w:tab w:val="left" w:pos="4937"/>
+              </w:tabs>
+              <w:rPr>
+                <w:rFonts w:eastAsia="Calibri" w:cstheme="minorHAnsi"/>
+                <w:bCs/>
+              </w:rPr>
+            </w:pPr>
+            <w:r>
+              <w:rPr>
+                <w:rFonts w:eastAsia="Calibri" w:cstheme="minorHAnsi"/>
+                <w:bCs/>
+              </w:rPr>
+              <w:t>Reemplazar completamente al personal de recepción.</w:t>
             </w:r>
           </w:p>
         </w:tc>
@@ -1984,7 +1235,6 @@
           <w:tcPr>
             <w:tcW w:w="2160" w:type="dxa"/>
             <w:gridSpan w:val="4"/>
-            <w:shd w:val="clear" w:color="auto" w:fill="FFFFFF"/>
           </w:tcPr>
           <w:p>
             <w:pPr>
@@ -2023,19 +1273,30 @@
           <w:tcPr>
             <w:tcW w:w="6727" w:type="dxa"/>
             <w:gridSpan w:val="2"/>
-            <w:shd w:val="clear" w:color="auto" w:fill="FFFFFF"/>
-          </w:tcPr>
-          <w:p>
-            <w:pPr>
-              <w:rPr>
-                <w:rFonts w:eastAsia="Calibri" w:cstheme="minorHAnsi"/>
-              </w:rPr>
-            </w:pPr>
-            <w:r>
-              <w:rPr>
-                <w:rFonts w:cstheme="minorHAnsi"/>
-              </w:rPr>
-              <w:t>Manual operativo.</w:t>
+          </w:tcPr>
+          <w:p>
+            <w:pPr>
+              <w:tabs>
+                <w:tab w:val="left" w:pos="1964"/>
+              </w:tabs>
+              <w:rPr>
+                <w:rFonts w:eastAsia="Calibri" w:cstheme="minorHAnsi"/>
+                <w:bCs/>
+              </w:rPr>
+            </w:pPr>
+            <w:r>
+              <w:rPr>
+                <w:rFonts w:eastAsia="Calibri" w:cstheme="minorHAnsi"/>
+                <w:bCs/>
+              </w:rPr>
+              <w:t>Controlar exclusivamente redes sociales del hotel</w:t>
+            </w:r>
+            <w:r>
+              <w:rPr>
+                <w:rFonts w:eastAsia="Calibri" w:cstheme="minorHAnsi"/>
+                <w:bCs/>
+              </w:rPr>
+              <w:t>.</w:t>
             </w:r>
           </w:p>
         </w:tc>
@@ -2043,7 +1304,6 @@
           <w:tcPr>
             <w:tcW w:w="2160" w:type="dxa"/>
             <w:gridSpan w:val="4"/>
-            <w:shd w:val="clear" w:color="auto" w:fill="FFFFFF"/>
           </w:tcPr>
           <w:p>
             <w:pPr>
@@ -2169,7 +1429,396 @@
               <w:rPr>
                 <w:rFonts w:eastAsia="Calibri" w:cstheme="minorHAnsi"/>
               </w:rPr>
-              <w:t>Pregunta 5</w:t>
+              <w:t>Pregunta 3</w:t>
+            </w:r>
+          </w:p>
+        </w:tc>
+        <w:tc>
+          <w:tcPr>
+            <w:tcW w:w="7620" w:type="dxa"/>
+            <w:gridSpan w:val="5"/>
+          </w:tcPr>
+          <w:p>
+            <w:pPr>
+              <w:rPr>
+                <w:rFonts w:eastAsia="Calibri" w:cstheme="minorHAnsi"/>
+                <w:b/>
+                <w:bCs/>
+                <w:iCs/>
+              </w:rPr>
+            </w:pPr>
+            <w:r>
+              <w:rPr>
+                <w:rFonts w:eastAsia="Calibri" w:cstheme="minorHAnsi"/>
+                <w:b/>
+                <w:bCs/>
+                <w:iCs/>
+              </w:rPr>
+              <w:t>¿Cuál de los siguientes corresponde a un medio de pago digital?</w:t>
+            </w:r>
+          </w:p>
+        </w:tc>
+      </w:tr>
+      <w:tr>
+        <w:trPr>
+          <w:trHeight w:val="220"/>
+        </w:trPr>
+        <w:tc>
+          <w:tcPr>
+            <w:tcW w:w="1267" w:type="dxa"/>
+          </w:tcPr>
+          <w:p>
+            <w:pPr>
+              <w:rPr>
+                <w:rFonts w:eastAsia="Calibri" w:cstheme="minorHAnsi"/>
+              </w:rPr>
+            </w:pPr>
+            <w:r>
+              <w:rPr>
+                <w:rFonts w:eastAsia="Calibri" w:cstheme="minorHAnsi"/>
+              </w:rPr>
+              <w:t>Opción a)</w:t>
+            </w:r>
+          </w:p>
+        </w:tc>
+        <w:tc>
+          <w:tcPr>
+            <w:tcW w:w="6727" w:type="dxa"/>
+            <w:gridSpan w:val="2"/>
+          </w:tcPr>
+          <w:p>
+            <w:pPr>
+              <w:tabs>
+                <w:tab w:val="left" w:pos="4750"/>
+              </w:tabs>
+              <w:rPr>
+                <w:rFonts w:eastAsia="Calibri" w:cstheme="minorHAnsi"/>
+              </w:rPr>
+            </w:pPr>
+            <w:r>
+              <w:rPr>
+                <w:rFonts w:eastAsia="Calibri" w:cstheme="minorHAnsi"/>
+              </w:rPr>
+              <w:t>Cheque físico.</w:t>
+            </w:r>
+          </w:p>
+        </w:tc>
+        <w:tc>
+          <w:tcPr>
+            <w:tcW w:w="2160" w:type="dxa"/>
+            <w:gridSpan w:val="4"/>
+          </w:tcPr>
+          <w:p>
+            <w:pPr>
+              <w:widowControl w:val="0"/>
+              <w:rPr>
+                <w:rFonts w:eastAsia="Calibri" w:cstheme="minorHAnsi"/>
+                <w:i/>
+              </w:rPr>
+            </w:pPr>
+          </w:p>
+        </w:tc>
+      </w:tr>
+      <w:tr>
+        <w:trPr>
+          <w:trHeight w:val="220"/>
+        </w:trPr>
+        <w:tc>
+          <w:tcPr>
+            <w:tcW w:w="1267" w:type="dxa"/>
+            <w:shd w:val="clear" w:color="auto" w:fill="FBE5D5"/>
+          </w:tcPr>
+          <w:p>
+            <w:pPr>
+              <w:rPr>
+                <w:rFonts w:eastAsia="Calibri" w:cstheme="minorHAnsi"/>
+              </w:rPr>
+            </w:pPr>
+            <w:r>
+              <w:rPr>
+                <w:rFonts w:eastAsia="Calibri" w:cstheme="minorHAnsi"/>
+              </w:rPr>
+              <w:lastRenderedPageBreak/>
+              <w:t>Opción b)</w:t>
+            </w:r>
+          </w:p>
+        </w:tc>
+        <w:tc>
+          <w:tcPr>
+            <w:tcW w:w="6727" w:type="dxa"/>
+            <w:gridSpan w:val="2"/>
+          </w:tcPr>
+          <w:p>
+            <w:pPr>
+              <w:rPr>
+                <w:rFonts w:eastAsia="Calibri" w:cstheme="minorHAnsi"/>
+              </w:rPr>
+            </w:pPr>
+            <w:r>
+              <w:rPr>
+                <w:rFonts w:eastAsia="Calibri" w:cstheme="minorHAnsi"/>
+              </w:rPr>
+              <w:t>Consignación manual.</w:t>
+            </w:r>
+          </w:p>
+        </w:tc>
+        <w:tc>
+          <w:tcPr>
+            <w:tcW w:w="2160" w:type="dxa"/>
+            <w:gridSpan w:val="4"/>
+          </w:tcPr>
+          <w:p>
+            <w:pPr>
+              <w:widowControl w:val="0"/>
+              <w:rPr>
+                <w:rFonts w:eastAsia="Calibri" w:cstheme="minorHAnsi"/>
+                <w:i/>
+              </w:rPr>
+            </w:pPr>
+          </w:p>
+        </w:tc>
+      </w:tr>
+      <w:tr>
+        <w:trPr>
+          <w:trHeight w:val="220"/>
+        </w:trPr>
+        <w:tc>
+          <w:tcPr>
+            <w:tcW w:w="1267" w:type="dxa"/>
+          </w:tcPr>
+          <w:p>
+            <w:pPr>
+              <w:rPr>
+                <w:rFonts w:eastAsia="Calibri" w:cstheme="minorHAnsi"/>
+              </w:rPr>
+            </w:pPr>
+            <w:r>
+              <w:rPr>
+                <w:rFonts w:eastAsia="Calibri" w:cstheme="minorHAnsi"/>
+              </w:rPr>
+              <w:t>Opción c)</w:t>
+            </w:r>
+          </w:p>
+        </w:tc>
+        <w:tc>
+          <w:tcPr>
+            <w:tcW w:w="6727" w:type="dxa"/>
+            <w:gridSpan w:val="2"/>
+          </w:tcPr>
+          <w:p>
+            <w:pPr>
+              <w:rPr>
+                <w:rFonts w:eastAsia="Calibri" w:cstheme="minorHAnsi"/>
+              </w:rPr>
+            </w:pPr>
+            <w:r>
+              <w:rPr>
+                <w:rFonts w:eastAsia="Times New Roman" w:cstheme="minorHAnsi"/>
+                <w:lang w:eastAsia="es-CO"/>
+              </w:rPr>
+              <w:t>Billetera digital.</w:t>
+            </w:r>
+          </w:p>
+        </w:tc>
+        <w:tc>
+          <w:tcPr>
+            <w:tcW w:w="2160" w:type="dxa"/>
+            <w:gridSpan w:val="4"/>
+          </w:tcPr>
+          <w:p>
+            <w:pPr>
+              <w:widowControl w:val="0"/>
+              <w:rPr>
+                <w:rFonts w:eastAsia="Calibri" w:cstheme="minorHAnsi"/>
+                <w:i/>
+              </w:rPr>
+            </w:pPr>
+            <w:r>
+              <w:rPr>
+                <w:rFonts w:eastAsia="Calibri" w:cstheme="minorHAnsi"/>
+                <w:i/>
+              </w:rPr>
+              <w:t>X</w:t>
+            </w:r>
+          </w:p>
+        </w:tc>
+      </w:tr>
+      <w:tr>
+        <w:trPr>
+          <w:trHeight w:val="220"/>
+        </w:trPr>
+        <w:tc>
+          <w:tcPr>
+            <w:tcW w:w="1267" w:type="dxa"/>
+            <w:shd w:val="clear" w:color="auto" w:fill="FBE5D5"/>
+          </w:tcPr>
+          <w:p>
+            <w:pPr>
+              <w:rPr>
+                <w:rFonts w:eastAsia="Calibri" w:cstheme="minorHAnsi"/>
+              </w:rPr>
+            </w:pPr>
+            <w:r>
+              <w:rPr>
+                <w:rFonts w:eastAsia="Calibri" w:cstheme="minorHAnsi"/>
+              </w:rPr>
+              <w:t>Opción d)</w:t>
+            </w:r>
+          </w:p>
+        </w:tc>
+        <w:tc>
+          <w:tcPr>
+            <w:tcW w:w="6727" w:type="dxa"/>
+            <w:gridSpan w:val="2"/>
+          </w:tcPr>
+          <w:p>
+            <w:pPr>
+              <w:pStyle w:val="NormalWeb"/>
+              <w:rPr>
+                <w:rFonts w:asciiTheme="minorHAnsi" w:eastAsia="Calibri" w:hAnsiTheme="minorHAnsi" w:cstheme="minorHAnsi"/>
+                <w:sz w:val="22"/>
+                <w:szCs w:val="22"/>
+              </w:rPr>
+            </w:pPr>
+            <w:r>
+              <w:rPr>
+                <w:rFonts w:asciiTheme="minorHAnsi" w:eastAsia="Calibri" w:hAnsiTheme="minorHAnsi" w:cstheme="minorHAnsi"/>
+                <w:sz w:val="22"/>
+                <w:szCs w:val="22"/>
+              </w:rPr>
+              <w:t>Vale impreso.</w:t>
+            </w:r>
+          </w:p>
+        </w:tc>
+        <w:tc>
+          <w:tcPr>
+            <w:tcW w:w="2160" w:type="dxa"/>
+            <w:gridSpan w:val="4"/>
+          </w:tcPr>
+          <w:p>
+            <w:pPr>
+              <w:widowControl w:val="0"/>
+              <w:rPr>
+                <w:rFonts w:eastAsia="Calibri" w:cstheme="minorHAnsi"/>
+                <w:i/>
+              </w:rPr>
+            </w:pPr>
+          </w:p>
+        </w:tc>
+      </w:tr>
+      <w:tr>
+        <w:trPr>
+          <w:trHeight w:val="220"/>
+        </w:trPr>
+        <w:tc>
+          <w:tcPr>
+            <w:tcW w:w="2534" w:type="dxa"/>
+            <w:gridSpan w:val="2"/>
+          </w:tcPr>
+          <w:p>
+            <w:pPr>
+              <w:rPr>
+                <w:rFonts w:eastAsia="Calibri" w:cstheme="minorHAnsi"/>
+              </w:rPr>
+            </w:pPr>
+            <w:r>
+              <w:rPr>
+                <w:rFonts w:eastAsia="Calibri" w:cstheme="minorHAnsi"/>
+              </w:rPr>
+              <w:t>Comentario respuesta correcta</w:t>
+            </w:r>
+          </w:p>
+        </w:tc>
+        <w:tc>
+          <w:tcPr>
+            <w:tcW w:w="7620" w:type="dxa"/>
+            <w:gridSpan w:val="5"/>
+            <w:shd w:val="clear" w:color="auto" w:fill="FFFFFF"/>
+          </w:tcPr>
+          <w:p>
+            <w:pPr>
+              <w:rPr>
+                <w:rFonts w:eastAsia="Calibri" w:cstheme="minorHAnsi"/>
+                <w:b/>
+                <w:i/>
+              </w:rPr>
+            </w:pPr>
+            <w:r>
+              <w:rPr>
+                <w:rFonts w:eastAsia="Calibri" w:cstheme="minorHAnsi"/>
+              </w:rPr>
+              <w:t>¡Muy bien! Ha acertado la respuesta.</w:t>
+            </w:r>
+          </w:p>
+        </w:tc>
+      </w:tr>
+      <w:tr>
+        <w:trPr>
+          <w:trHeight w:val="220"/>
+        </w:trPr>
+        <w:tc>
+          <w:tcPr>
+            <w:tcW w:w="2534" w:type="dxa"/>
+            <w:gridSpan w:val="2"/>
+            <w:shd w:val="clear" w:color="auto" w:fill="FBE5D5"/>
+          </w:tcPr>
+          <w:p>
+            <w:pPr>
+              <w:rPr>
+                <w:rFonts w:eastAsia="Calibri" w:cstheme="minorHAnsi"/>
+              </w:rPr>
+            </w:pPr>
+            <w:r>
+              <w:rPr>
+                <w:rFonts w:eastAsia="Calibri" w:cstheme="minorHAnsi"/>
+              </w:rPr>
+              <w:t>Comentario respuesta incorrecta</w:t>
+            </w:r>
+          </w:p>
+        </w:tc>
+        <w:tc>
+          <w:tcPr>
+            <w:tcW w:w="7620" w:type="dxa"/>
+            <w:gridSpan w:val="5"/>
+            <w:shd w:val="clear" w:color="auto" w:fill="FFFFFF"/>
+          </w:tcPr>
+          <w:p>
+            <w:pPr>
+              <w:rPr>
+                <w:rFonts w:eastAsia="Calibri" w:cstheme="minorHAnsi"/>
+                <w:b/>
+                <w:i/>
+              </w:rPr>
+            </w:pPr>
+            <w:r>
+              <w:rPr>
+                <w:rFonts w:eastAsia="Calibri" w:cstheme="minorHAnsi"/>
+              </w:rPr>
+              <w:t>Lo sentimos, su respuesta no es la correcta.</w:t>
+            </w:r>
+          </w:p>
+        </w:tc>
+      </w:tr>
+      <w:tr>
+        <w:trPr>
+          <w:trHeight w:val="220"/>
+        </w:trPr>
+        <w:tc>
+          <w:tcPr>
+            <w:tcW w:w="2534" w:type="dxa"/>
+            <w:gridSpan w:val="2"/>
+          </w:tcPr>
+          <w:p>
+            <w:pPr>
+              <w:rPr>
+                <w:rFonts w:eastAsia="Calibri" w:cstheme="minorHAnsi"/>
+              </w:rPr>
+            </w:pPr>
+            <w:r>
+              <w:rPr>
+                <w:rFonts w:eastAsia="Calibri" w:cstheme="minorHAnsi"/>
+              </w:rPr>
+              <w:t>Pregunta 4</w:t>
             </w:r>
           </w:p>
         </w:tc>
@@ -2194,7 +1843,7 @@
                 <w:bCs/>
                 <w:lang w:eastAsia="es-CO"/>
               </w:rPr>
-              <w:t>¿Qué proceso permite verificar diferencias entre pagos y registros financieros?</w:t>
+              <w:t>¿Qué documento permite respaldar una transacción financiera realizada?</w:t>
             </w:r>
           </w:p>
         </w:tc>
@@ -2206,6 +1855,7 @@
         <w:tc>
           <w:tcPr>
             <w:tcW w:w="1267" w:type="dxa"/>
+            <w:shd w:val="clear" w:color="auto" w:fill="FBE5D5"/>
           </w:tcPr>
           <w:p>
             <w:pPr>
@@ -2235,9 +1885,9 @@
             </w:pPr>
             <w:r>
               <w:rPr>
-                <w:rFonts w:eastAsia="Calibri" w:cstheme="minorHAnsi"/>
-              </w:rPr>
-              <w:t>Conciliación financiera.</w:t>
+                <w:rFonts w:cstheme="minorHAnsi"/>
+              </w:rPr>
+              <w:t>Inventario de habitaciones.</w:t>
             </w:r>
           </w:p>
         </w:tc>
@@ -2255,6 +1905,65 @@
                 <w:i/>
               </w:rPr>
             </w:pPr>
+          </w:p>
+        </w:tc>
+      </w:tr>
+      <w:tr>
+        <w:trPr>
+          <w:trHeight w:val="220"/>
+        </w:trPr>
+        <w:tc>
+          <w:tcPr>
+            <w:tcW w:w="1267" w:type="dxa"/>
+          </w:tcPr>
+          <w:p>
+            <w:pPr>
+              <w:rPr>
+                <w:rFonts w:eastAsia="Calibri" w:cstheme="minorHAnsi"/>
+              </w:rPr>
+            </w:pPr>
+            <w:r>
+              <w:rPr>
+                <w:rFonts w:eastAsia="Calibri" w:cstheme="minorHAnsi"/>
+              </w:rPr>
+              <w:t>Opción b)</w:t>
+            </w:r>
+          </w:p>
+        </w:tc>
+        <w:tc>
+          <w:tcPr>
+            <w:tcW w:w="6727" w:type="dxa"/>
+            <w:gridSpan w:val="2"/>
+            <w:shd w:val="clear" w:color="auto" w:fill="FFFFFF"/>
+          </w:tcPr>
+          <w:p>
+            <w:pPr>
+              <w:rPr>
+                <w:rFonts w:cstheme="minorHAnsi"/>
+              </w:rPr>
+            </w:pPr>
+            <w:r>
+              <w:rPr>
+                <w:rFonts w:cstheme="minorHAnsi"/>
+              </w:rPr>
+              <w:t>Soporte de pago.</w:t>
+            </w:r>
+          </w:p>
+        </w:tc>
+        <w:tc>
+          <w:tcPr>
+            <w:tcW w:w="2160" w:type="dxa"/>
+            <w:gridSpan w:val="4"/>
+            <w:shd w:val="clear" w:color="auto" w:fill="FFFFFF"/>
+          </w:tcPr>
+          <w:p>
+            <w:pPr>
+              <w:widowControl w:val="0"/>
+              <w:rPr>
+                <w:rFonts w:eastAsia="Calibri" w:cstheme="minorHAnsi"/>
+                <w:i/>
+              </w:rPr>
+            </w:pPr>
             <w:r>
               <w:rPr>
                 <w:rFonts w:eastAsia="Calibri" w:cstheme="minorHAnsi"/>
@@ -2267,7 +1976,7 @@
       </w:tr>
       <w:tr>
         <w:trPr>
-          <w:trHeight w:val="220"/>
+          <w:trHeight w:val="70"/>
         </w:trPr>
         <w:tc>
           <w:tcPr>
@@ -2284,7 +1993,7 @@
               <w:rPr>
                 <w:rFonts w:eastAsia="Calibri" w:cstheme="minorHAnsi"/>
               </w:rPr>
-              <w:t>Opción b)</w:t>
+              <w:t>Opción c)</w:t>
             </w:r>
           </w:p>
         </w:tc>
@@ -2298,18 +2007,13 @@
             <w:pPr>
               <w:rPr>
                 <w:rFonts w:eastAsia="Calibri" w:cstheme="minorHAnsi"/>
-                <w:i/>
-                <w:iCs/>
-              </w:rPr>
-            </w:pPr>
-            <w:r>
-              <w:rPr>
-                <w:rFonts w:eastAsia="Times New Roman" w:cstheme="minorHAnsi"/>
-                <w:i/>
-                <w:iCs/>
-                <w:lang w:eastAsia="es-CO"/>
-              </w:rPr>
-              <w:t>Check-in.</w:t>
+              </w:rPr>
+            </w:pPr>
+            <w:r>
+              <w:rPr>
+                <w:rFonts w:cstheme="minorHAnsi"/>
+              </w:rPr>
+              <w:t>Tarjeta de registro hotelero.</w:t>
             </w:r>
           </w:p>
         </w:tc>
@@ -2348,7 +2052,7 @@
               <w:rPr>
                 <w:rFonts w:eastAsia="Calibri" w:cstheme="minorHAnsi"/>
               </w:rPr>
-              <w:t>Opción c)</w:t>
+              <w:t>Opción d)</w:t>
             </w:r>
           </w:p>
         </w:tc>
@@ -2362,17 +2066,13 @@
             <w:pPr>
               <w:rPr>
                 <w:rFonts w:eastAsia="Calibri" w:cstheme="minorHAnsi"/>
-                <w:i/>
-                <w:iCs/>
-              </w:rPr>
-            </w:pPr>
-            <w:r>
-              <w:rPr>
-                <w:rFonts w:eastAsia="Calibri" w:cstheme="minorHAnsi"/>
-                <w:i/>
-                <w:iCs/>
-              </w:rPr>
-              <w:t>Housekeeping.</w:t>
+              </w:rPr>
+            </w:pPr>
+            <w:r>
+              <w:rPr>
+                <w:rFonts w:cstheme="minorHAnsi"/>
+              </w:rPr>
+              <w:t>Manual operativo.</w:t>
             </w:r>
           </w:p>
         </w:tc>
@@ -2399,72 +2099,9 @@
         </w:trPr>
         <w:tc>
           <w:tcPr>
-            <w:tcW w:w="1267" w:type="dxa"/>
+            <w:tcW w:w="2534" w:type="dxa"/>
+            <w:gridSpan w:val="2"/>
             <w:shd w:val="clear" w:color="auto" w:fill="FBE5D5"/>
-          </w:tcPr>
-          <w:p>
-            <w:pPr>
-              <w:rPr>
-                <w:rFonts w:eastAsia="Calibri" w:cstheme="minorHAnsi"/>
-              </w:rPr>
-            </w:pPr>
-            <w:r>
-              <w:rPr>
-                <w:rFonts w:eastAsia="Calibri" w:cstheme="minorHAnsi"/>
-              </w:rPr>
-              <w:t>Opción d)</w:t>
-            </w:r>
-          </w:p>
-        </w:tc>
-        <w:tc>
-          <w:tcPr>
-            <w:tcW w:w="6727" w:type="dxa"/>
-            <w:gridSpan w:val="2"/>
-            <w:shd w:val="clear" w:color="auto" w:fill="FFFFFF"/>
-          </w:tcPr>
-          <w:p>
-            <w:pPr>
-              <w:rPr>
-                <w:rFonts w:eastAsia="Calibri" w:cstheme="minorHAnsi"/>
-                <w:i/>
-                <w:iCs/>
-              </w:rPr>
-            </w:pPr>
-            <w:r>
-              <w:rPr>
-                <w:rFonts w:eastAsia="Calibri" w:cstheme="minorHAnsi"/>
-                <w:i/>
-                <w:iCs/>
-              </w:rPr>
-              <w:t>Revenue management.</w:t>
-            </w:r>
-          </w:p>
-        </w:tc>
-        <w:tc>
-          <w:tcPr>
-            <w:tcW w:w="2160" w:type="dxa"/>
-            <w:gridSpan w:val="4"/>
-            <w:shd w:val="clear" w:color="auto" w:fill="FFFFFF"/>
-          </w:tcPr>
-          <w:p>
-            <w:pPr>
-              <w:widowControl w:val="0"/>
-              <w:rPr>
-                <w:rFonts w:eastAsia="Calibri" w:cstheme="minorHAnsi"/>
-                <w:i/>
-              </w:rPr>
-            </w:pPr>
-          </w:p>
-        </w:tc>
-      </w:tr>
-      <w:tr>
-        <w:trPr>
-          <w:trHeight w:val="220"/>
-        </w:trPr>
-        <w:tc>
-          <w:tcPr>
-            <w:tcW w:w="2534" w:type="dxa"/>
-            <w:gridSpan w:val="2"/>
           </w:tcPr>
           <w:p>
             <w:pPr>
@@ -2511,7 +2148,6 @@
           <w:tcPr>
             <w:tcW w:w="2534" w:type="dxa"/>
             <w:gridSpan w:val="2"/>
-            <w:shd w:val="clear" w:color="auto" w:fill="FBE5D5"/>
           </w:tcPr>
           <w:p>
             <w:pPr>
@@ -2558,18 +2194,19 @@
           <w:tcPr>
             <w:tcW w:w="2534" w:type="dxa"/>
             <w:gridSpan w:val="2"/>
-          </w:tcPr>
-          <w:p>
-            <w:pPr>
-              <w:rPr>
-                <w:rFonts w:eastAsia="Calibri" w:cstheme="minorHAnsi"/>
-              </w:rPr>
-            </w:pPr>
-            <w:r>
-              <w:rPr>
-                <w:rFonts w:eastAsia="Calibri" w:cstheme="minorHAnsi"/>
-              </w:rPr>
-              <w:t>Pregunta 6</w:t>
+            <w:shd w:val="clear" w:color="auto" w:fill="FBE5D5"/>
+          </w:tcPr>
+          <w:p>
+            <w:pPr>
+              <w:rPr>
+                <w:rFonts w:eastAsia="Calibri" w:cstheme="minorHAnsi"/>
+              </w:rPr>
+            </w:pPr>
+            <w:r>
+              <w:rPr>
+                <w:rFonts w:eastAsia="Calibri" w:cstheme="minorHAnsi"/>
+              </w:rPr>
+              <w:t>Pregunta 5</w:t>
             </w:r>
           </w:p>
         </w:tc>
@@ -2580,7 +2217,6 @@
           </w:tcPr>
           <w:p>
             <w:pPr>
-              <w:jc w:val="both"/>
               <w:rPr>
                 <w:rFonts w:eastAsia="Times New Roman" w:cstheme="minorHAnsi"/>
                 <w:b/>
@@ -2595,7 +2231,73 @@
                 <w:bCs/>
                 <w:lang w:eastAsia="es-CO"/>
               </w:rPr>
-              <w:t>¿Qué riesgo operativo puede generar inconformidad en el huésped?</w:t>
+              <w:t>¿Qué proceso permite verificar diferencias entre pagos y registros financieros?</w:t>
+            </w:r>
+          </w:p>
+        </w:tc>
+      </w:tr>
+      <w:tr>
+        <w:trPr>
+          <w:trHeight w:val="220"/>
+        </w:trPr>
+        <w:tc>
+          <w:tcPr>
+            <w:tcW w:w="1267" w:type="dxa"/>
+          </w:tcPr>
+          <w:p>
+            <w:pPr>
+              <w:rPr>
+                <w:rFonts w:eastAsia="Calibri" w:cstheme="minorHAnsi"/>
+              </w:rPr>
+            </w:pPr>
+            <w:r>
+              <w:rPr>
+                <w:rFonts w:eastAsia="Calibri" w:cstheme="minorHAnsi"/>
+              </w:rPr>
+              <w:t>Opción a)</w:t>
+            </w:r>
+          </w:p>
+        </w:tc>
+        <w:tc>
+          <w:tcPr>
+            <w:tcW w:w="6727" w:type="dxa"/>
+            <w:gridSpan w:val="2"/>
+            <w:shd w:val="clear" w:color="auto" w:fill="FFFFFF"/>
+          </w:tcPr>
+          <w:p>
+            <w:pPr>
+              <w:rPr>
+                <w:rFonts w:eastAsia="Calibri" w:cstheme="minorHAnsi"/>
+              </w:rPr>
+            </w:pPr>
+            <w:r>
+              <w:rPr>
+                <w:rFonts w:eastAsia="Calibri" w:cstheme="minorHAnsi"/>
+              </w:rPr>
+              <w:t>Conciliación financiera.</w:t>
+            </w:r>
+          </w:p>
+        </w:tc>
+        <w:tc>
+          <w:tcPr>
+            <w:tcW w:w="2160" w:type="dxa"/>
+            <w:gridSpan w:val="4"/>
+            <w:shd w:val="clear" w:color="auto" w:fill="FFFFFF"/>
+          </w:tcPr>
+          <w:p>
+            <w:pPr>
+              <w:widowControl w:val="0"/>
+              <w:rPr>
+                <w:rFonts w:eastAsia="Calibri" w:cstheme="minorHAnsi"/>
+                <w:i/>
+              </w:rPr>
+            </w:pPr>
+            <w:r>
+              <w:rPr>
+                <w:rFonts w:eastAsia="Calibri" w:cstheme="minorHAnsi"/>
+                <w:i/>
+              </w:rPr>
+              <w:t>X</w:t>
             </w:r>
           </w:p>
         </w:tc>
@@ -2619,7 +2321,380 @@
               <w:rPr>
                 <w:rFonts w:eastAsia="Calibri" w:cstheme="minorHAnsi"/>
               </w:rPr>
+              <w:t>Opción b)</w:t>
+            </w:r>
+          </w:p>
+        </w:tc>
+        <w:tc>
+          <w:tcPr>
+            <w:tcW w:w="6727" w:type="dxa"/>
+            <w:gridSpan w:val="2"/>
+            <w:shd w:val="clear" w:color="auto" w:fill="FFFFFF"/>
+          </w:tcPr>
+          <w:p>
+            <w:pPr>
+              <w:rPr>
+                <w:rFonts w:eastAsia="Calibri" w:cstheme="minorHAnsi"/>
+                <w:i/>
+                <w:iCs/>
+              </w:rPr>
+            </w:pPr>
+            <w:r>
+              <w:rPr>
+                <w:rFonts w:eastAsia="Times New Roman" w:cstheme="minorHAnsi"/>
+                <w:i/>
+                <w:iCs/>
+                <w:lang w:eastAsia="es-CO"/>
+              </w:rPr>
+              <w:t>Check-in.</w:t>
+            </w:r>
+          </w:p>
+        </w:tc>
+        <w:tc>
+          <w:tcPr>
+            <w:tcW w:w="2160" w:type="dxa"/>
+            <w:gridSpan w:val="4"/>
+            <w:shd w:val="clear" w:color="auto" w:fill="FFFFFF"/>
+          </w:tcPr>
+          <w:p>
+            <w:pPr>
+              <w:widowControl w:val="0"/>
+              <w:rPr>
+                <w:rFonts w:eastAsia="Calibri" w:cstheme="minorHAnsi"/>
+                <w:i/>
+              </w:rPr>
+            </w:pPr>
+          </w:p>
+        </w:tc>
+      </w:tr>
+      <w:tr>
+        <w:trPr>
+          <w:trHeight w:val="220"/>
+        </w:trPr>
+        <w:tc>
+          <w:tcPr>
+            <w:tcW w:w="1267" w:type="dxa"/>
+          </w:tcPr>
+          <w:p>
+            <w:pPr>
+              <w:rPr>
+                <w:rFonts w:eastAsia="Calibri" w:cstheme="minorHAnsi"/>
+              </w:rPr>
+            </w:pPr>
+            <w:r>
+              <w:rPr>
+                <w:rFonts w:eastAsia="Calibri" w:cstheme="minorHAnsi"/>
+              </w:rPr>
+              <w:t>Opción c)</w:t>
+            </w:r>
+          </w:p>
+        </w:tc>
+        <w:tc>
+          <w:tcPr>
+            <w:tcW w:w="6727" w:type="dxa"/>
+            <w:gridSpan w:val="2"/>
+            <w:shd w:val="clear" w:color="auto" w:fill="FFFFFF"/>
+          </w:tcPr>
+          <w:p>
+            <w:pPr>
+              <w:rPr>
+                <w:rFonts w:eastAsia="Calibri" w:cstheme="minorHAnsi"/>
+                <w:i/>
+                <w:iCs/>
+              </w:rPr>
+            </w:pPr>
+            <w:proofErr w:type="spellStart"/>
+            <w:r>
+              <w:rPr>
+                <w:rFonts w:eastAsia="Calibri" w:cstheme="minorHAnsi"/>
+                <w:i/>
+                <w:iCs/>
+              </w:rPr>
+              <w:t>Housekeeping</w:t>
+            </w:r>
+            <w:proofErr w:type="spellEnd"/>
+            <w:r>
+              <w:rPr>
+                <w:rFonts w:eastAsia="Calibri" w:cstheme="minorHAnsi"/>
+                <w:i/>
+                <w:iCs/>
+              </w:rPr>
+              <w:t>.</w:t>
+            </w:r>
+          </w:p>
+        </w:tc>
+        <w:tc>
+          <w:tcPr>
+            <w:tcW w:w="2160" w:type="dxa"/>
+            <w:gridSpan w:val="4"/>
+            <w:shd w:val="clear" w:color="auto" w:fill="FFFFFF"/>
+          </w:tcPr>
+          <w:p>
+            <w:pPr>
+              <w:widowControl w:val="0"/>
+              <w:rPr>
+                <w:rFonts w:eastAsia="Calibri" w:cstheme="minorHAnsi"/>
+                <w:i/>
+              </w:rPr>
+            </w:pPr>
+          </w:p>
+        </w:tc>
+      </w:tr>
+      <w:tr>
+        <w:trPr>
+          <w:trHeight w:val="220"/>
+        </w:trPr>
+        <w:tc>
+          <w:tcPr>
+            <w:tcW w:w="1267" w:type="dxa"/>
+            <w:shd w:val="clear" w:color="auto" w:fill="FBE5D5"/>
+          </w:tcPr>
+          <w:p>
+            <w:pPr>
+              <w:rPr>
+                <w:rFonts w:eastAsia="Calibri" w:cstheme="minorHAnsi"/>
+              </w:rPr>
+            </w:pPr>
+            <w:r>
+              <w:rPr>
+                <w:rFonts w:eastAsia="Calibri" w:cstheme="minorHAnsi"/>
+              </w:rPr>
+              <w:t>Opción d)</w:t>
+            </w:r>
+          </w:p>
+        </w:tc>
+        <w:tc>
+          <w:tcPr>
+            <w:tcW w:w="6727" w:type="dxa"/>
+            <w:gridSpan w:val="2"/>
+            <w:shd w:val="clear" w:color="auto" w:fill="FFFFFF"/>
+          </w:tcPr>
+          <w:p>
+            <w:pPr>
+              <w:rPr>
+                <w:rFonts w:eastAsia="Calibri" w:cstheme="minorHAnsi"/>
+                <w:i/>
+                <w:iCs/>
+              </w:rPr>
+            </w:pPr>
+            <w:proofErr w:type="spellStart"/>
+            <w:r>
+              <w:rPr>
+                <w:rFonts w:eastAsia="Calibri" w:cstheme="minorHAnsi"/>
+                <w:i/>
+                <w:iCs/>
+              </w:rPr>
+              <w:t>Revenue</w:t>
+            </w:r>
+            <w:proofErr w:type="spellEnd"/>
+            <w:r>
+              <w:rPr>
+                <w:rFonts w:eastAsia="Calibri" w:cstheme="minorHAnsi"/>
+                <w:i/>
+                <w:iCs/>
+              </w:rPr>
+              <w:t xml:space="preserve"> </w:t>
+            </w:r>
+            <w:proofErr w:type="spellStart"/>
+            <w:r>
+              <w:rPr>
+                <w:rFonts w:eastAsia="Calibri" w:cstheme="minorHAnsi"/>
+                <w:i/>
+                <w:iCs/>
+              </w:rPr>
+              <w:t>management</w:t>
+            </w:r>
+            <w:proofErr w:type="spellEnd"/>
+            <w:r>
+              <w:rPr>
+                <w:rFonts w:eastAsia="Calibri" w:cstheme="minorHAnsi"/>
+                <w:i/>
+                <w:iCs/>
+              </w:rPr>
+              <w:t>.</w:t>
+            </w:r>
+          </w:p>
+        </w:tc>
+        <w:tc>
+          <w:tcPr>
+            <w:tcW w:w="2160" w:type="dxa"/>
+            <w:gridSpan w:val="4"/>
+            <w:shd w:val="clear" w:color="auto" w:fill="FFFFFF"/>
+          </w:tcPr>
+          <w:p>
+            <w:pPr>
+              <w:widowControl w:val="0"/>
+              <w:rPr>
+                <w:rFonts w:eastAsia="Calibri" w:cstheme="minorHAnsi"/>
+                <w:i/>
+              </w:rPr>
+            </w:pPr>
+          </w:p>
+        </w:tc>
+      </w:tr>
+      <w:tr>
+        <w:trPr>
+          <w:trHeight w:val="220"/>
+        </w:trPr>
+        <w:tc>
+          <w:tcPr>
+            <w:tcW w:w="2534" w:type="dxa"/>
+            <w:gridSpan w:val="2"/>
+          </w:tcPr>
+          <w:p>
+            <w:pPr>
+              <w:rPr>
+                <w:rFonts w:eastAsia="Calibri" w:cstheme="minorHAnsi"/>
+              </w:rPr>
+            </w:pPr>
+            <w:r>
+              <w:rPr>
+                <w:rFonts w:eastAsia="Calibri" w:cstheme="minorHAnsi"/>
+              </w:rPr>
+              <w:t>Comentario respuesta correcta</w:t>
+            </w:r>
+          </w:p>
+        </w:tc>
+        <w:tc>
+          <w:tcPr>
+            <w:tcW w:w="7620" w:type="dxa"/>
+            <w:gridSpan w:val="5"/>
+            <w:shd w:val="clear" w:color="auto" w:fill="FFFFFF"/>
+          </w:tcPr>
+          <w:p>
+            <w:pPr>
+              <w:rPr>
+                <w:rFonts w:eastAsia="Calibri" w:cstheme="minorHAnsi"/>
+                <w:b/>
+                <w:i/>
+              </w:rPr>
+            </w:pPr>
+            <w:r>
+              <w:rPr>
+                <w:rFonts w:eastAsia="Calibri" w:cstheme="minorHAnsi"/>
+              </w:rPr>
+              <w:t>¡Muy bien! Ha acertado la respuesta.</w:t>
+            </w:r>
+          </w:p>
+        </w:tc>
+      </w:tr>
+      <w:tr>
+        <w:trPr>
+          <w:trHeight w:val="220"/>
+        </w:trPr>
+        <w:tc>
+          <w:tcPr>
+            <w:tcW w:w="2534" w:type="dxa"/>
+            <w:gridSpan w:val="2"/>
+            <w:shd w:val="clear" w:color="auto" w:fill="FBE5D5"/>
+          </w:tcPr>
+          <w:p>
+            <w:pPr>
+              <w:rPr>
+                <w:rFonts w:eastAsia="Calibri" w:cstheme="minorHAnsi"/>
+              </w:rPr>
+            </w:pPr>
+            <w:r>
+              <w:rPr>
+                <w:rFonts w:eastAsia="Calibri" w:cstheme="minorHAnsi"/>
+              </w:rPr>
               <w:lastRenderedPageBreak/>
+              <w:t>Comentario respuesta incorrecta</w:t>
+            </w:r>
+          </w:p>
+        </w:tc>
+        <w:tc>
+          <w:tcPr>
+            <w:tcW w:w="7620" w:type="dxa"/>
+            <w:gridSpan w:val="5"/>
+            <w:shd w:val="clear" w:color="auto" w:fill="FFFFFF"/>
+          </w:tcPr>
+          <w:p>
+            <w:pPr>
+              <w:rPr>
+                <w:rFonts w:eastAsia="Calibri" w:cstheme="minorHAnsi"/>
+                <w:b/>
+                <w:i/>
+              </w:rPr>
+            </w:pPr>
+            <w:r>
+              <w:rPr>
+                <w:rFonts w:eastAsia="Calibri" w:cstheme="minorHAnsi"/>
+              </w:rPr>
+              <w:t>Lo sentimos, su respuesta no es la correcta.</w:t>
+            </w:r>
+          </w:p>
+        </w:tc>
+      </w:tr>
+      <w:tr>
+        <w:trPr>
+          <w:trHeight w:val="220"/>
+        </w:trPr>
+        <w:tc>
+          <w:tcPr>
+            <w:tcW w:w="2534" w:type="dxa"/>
+            <w:gridSpan w:val="2"/>
+          </w:tcPr>
+          <w:p>
+            <w:pPr>
+              <w:rPr>
+                <w:rFonts w:eastAsia="Calibri" w:cstheme="minorHAnsi"/>
+              </w:rPr>
+            </w:pPr>
+            <w:r>
+              <w:rPr>
+                <w:rFonts w:eastAsia="Calibri" w:cstheme="minorHAnsi"/>
+              </w:rPr>
+              <w:t>Pregunta 6</w:t>
+            </w:r>
+          </w:p>
+        </w:tc>
+        <w:tc>
+          <w:tcPr>
+            <w:tcW w:w="7620" w:type="dxa"/>
+            <w:gridSpan w:val="5"/>
+          </w:tcPr>
+          <w:p>
+            <w:pPr>
+              <w:jc w:val="both"/>
+              <w:rPr>
+                <w:rFonts w:eastAsia="Times New Roman" w:cstheme="minorHAnsi"/>
+                <w:b/>
+                <w:bCs/>
+                <w:lang w:eastAsia="es-CO"/>
+              </w:rPr>
+            </w:pPr>
+            <w:r>
+              <w:rPr>
+                <w:rFonts w:eastAsia="Times New Roman" w:cstheme="minorHAnsi"/>
+                <w:b/>
+                <w:bCs/>
+                <w:lang w:eastAsia="es-CO"/>
+              </w:rPr>
+              <w:t>¿Qué riesgo operativo puede generar inconformidad en el huésped?</w:t>
+            </w:r>
+          </w:p>
+        </w:tc>
+      </w:tr>
+      <w:tr>
+        <w:trPr>
+          <w:trHeight w:val="220"/>
+        </w:trPr>
+        <w:tc>
+          <w:tcPr>
+            <w:tcW w:w="1267" w:type="dxa"/>
+            <w:shd w:val="clear" w:color="auto" w:fill="FBE5D5"/>
+          </w:tcPr>
+          <w:p>
+            <w:pPr>
+              <w:rPr>
+                <w:rFonts w:eastAsia="Calibri" w:cstheme="minorHAnsi"/>
+              </w:rPr>
+            </w:pPr>
+            <w:r>
+              <w:rPr>
+                <w:rFonts w:eastAsia="Calibri" w:cstheme="minorHAnsi"/>
+              </w:rPr>
               <w:t>Opción a)</w:t>
             </w:r>
           </w:p>
@@ -3578,12 +3653,21 @@
               </w:rPr>
               <w:t>Pago sin contacto (</w:t>
             </w:r>
-            <w:r>
-              <w:rPr>
-                <w:rFonts w:eastAsia="Calibri" w:cstheme="minorHAnsi"/>
-                <w:i/>
-              </w:rPr>
-              <w:t>contactless).</w:t>
+            <w:proofErr w:type="spellStart"/>
+            <w:r>
+              <w:rPr>
+                <w:rFonts w:eastAsia="Calibri" w:cstheme="minorHAnsi"/>
+                <w:i/>
+              </w:rPr>
+              <w:t>contactless</w:t>
+            </w:r>
+            <w:proofErr w:type="spellEnd"/>
+            <w:r>
+              <w:rPr>
+                <w:rFonts w:eastAsia="Calibri" w:cstheme="minorHAnsi"/>
+                <w:i/>
+              </w:rPr>
+              <w:t>).</w:t>
             </w:r>
           </w:p>
         </w:tc>
@@ -4345,7 +4429,27 @@
                 <w:bCs/>
                 <w:lang w:eastAsia="es-CO"/>
               </w:rPr>
-              <w:t>Qué beneficio ofrece la integración entre PMS y plataforma</w:t>
+              <w:t xml:space="preserve">Qué beneficio ofrece la integración entre </w:t>
+            </w:r>
+            <w:proofErr w:type="spellStart"/>
+            <w:r>
+              <w:rPr>
+                <w:rFonts w:eastAsia="Times New Roman" w:cstheme="minorHAnsi"/>
+                <w:b/>
+                <w:bCs/>
+                <w:lang w:eastAsia="es-CO"/>
+              </w:rPr>
+              <w:t>PMS</w:t>
+            </w:r>
+            <w:proofErr w:type="spellEnd"/>
+            <w:r>
+              <w:rPr>
+                <w:rFonts w:eastAsia="Times New Roman" w:cstheme="minorHAnsi"/>
+                <w:b/>
+                <w:bCs/>
+                <w:lang w:eastAsia="es-CO"/>
+              </w:rPr>
+              <w:t xml:space="preserve"> y plataforma</w:t>
             </w:r>
             <w:r>
               <w:rPr>
@@ -4932,7 +5036,7 @@
 </file>
 
 <file path=word/endnotes.xml><?xml version="1.0" encoding="utf-8"?>
-<w:endnotes xmlns:wpc="http://schemas.microsoft.com/office/word/2010/wordprocessingCanvas" xmlns:cx="http://schemas.microsoft.com/office/drawing/2014/chartex" xmlns:cx1="http://schemas.microsoft.com/office/drawing/2015/9/8/chartex" xmlns:cx2="http://schemas.microsoft.com/office/drawing/2015/10/21/chartex" xmlns:cx3="http://schemas.microsoft.com/office/drawing/2016/5/9/chartex" xmlns:cx4="http://schemas.microsoft.com/office/drawing/2016/5/10/chartex" xmlns:cx5="http://schemas.microsoft.com/office/drawing/2016/5/11/chartex" xmlns:cx6="http://schemas.microsoft.com/office/drawing/2016/5/12/chartex" xmlns:cx7="http://schemas.microsoft.com/office/drawing/2016/5/13/chartex" xmlns:cx8="http://schemas.microsoft.com/office/drawing/2016/5/14/chartex" xmlns:mc="http://schemas.openxmlformats.org/markup-compatibility/2006" xmlns:aink="http://schemas.microsoft.com/office/drawing/2016/ink" xmlns:am3d="http://schemas.microsoft.com/office/drawing/2017/model3d" xmlns:o="urn:schemas-microsoft-com:office:office" xmlns:r="http://schemas.openxmlformats.org/officeDocument/2006/relationships" xmlns:m="http://schemas.openxmlformats.org/officeDocument/2006/math" xmlns:v="urn:schemas-microsoft-com:vml" xmlns:wp14="http://schemas.microsoft.com/office/word/2010/wordprocessingDrawing" xmlns:wp="http://schemas.openxmlformats.org/drawingml/2006/wordprocessingDrawing" xmlns:w10="urn:schemas-microsoft-com:office:word" xmlns:w="http://schemas.openxmlformats.org/wordprocessingml/2006/main" xmlns:w14="http://schemas.microsoft.com/office/word/2010/wordml" xmlns:w15="http://schemas.microsoft.com/office/word/2012/wordml" xmlns:w16cex="http://schemas.microsoft.com/office/word/2018/wordml/cex" xmlns:w16cid="http://schemas.microsoft.com/office/word/2016/wordml/cid" xmlns:w16="http://schemas.microsoft.com/office/word/2018/wordml" xmlns:w16sdtdh="http://schemas.microsoft.com/office/word/2020/wordml/sdtdatahash" xmlns:w16se="http://schemas.microsoft.com/office/word/2015/wordml/symex" xmlns:wpg="http://schemas.microsoft.com/office/word/2010/wordprocessingGroup" xmlns:wpi="http://schemas.microsoft.com/office/word/2010/wordprocessingInk" xmlns:wne="http://schemas.microsoft.com/office/word/2006/wordml" xmlns:wps="http://schemas.microsoft.com/office/word/2010/wordprocessingShape" mc:Ignorable="w14 w15 w16se w16cid w16 w16cex w16sdtdh wp14">
+<w:endnotes xmlns:wpc="http://schemas.microsoft.com/office/word/2010/wordprocessingCanvas" xmlns:cx="http://schemas.microsoft.com/office/drawing/2014/chartex" xmlns:cx1="http://schemas.microsoft.com/office/drawing/2015/9/8/chartex" xmlns:cx2="http://schemas.microsoft.com/office/drawing/2015/10/21/chartex" xmlns:cx3="http://schemas.microsoft.com/office/drawing/2016/5/9/chartex" xmlns:cx4="http://schemas.microsoft.com/office/drawing/2016/5/10/chartex" xmlns:cx5="http://schemas.microsoft.com/office/drawing/2016/5/11/chartex" xmlns:cx6="http://schemas.microsoft.com/office/drawing/2016/5/12/chartex" xmlns:cx7="http://schemas.microsoft.com/office/drawing/2016/5/13/chartex" xmlns:cx8="http://schemas.microsoft.com/office/drawing/2016/5/14/chartex" xmlns:mc="http://schemas.openxmlformats.org/markup-compatibility/2006" xmlns:m="http://schemas.openxmlformats.org/officeDocument/2006/math" xmlns:aink="http://schemas.microsoft.com/office/drawing/2016/ink" xmlns:am3d="http://schemas.microsoft.com/office/drawing/2017/model3d" xmlns:oel="http://schemas.microsoft.com/office/2019/extlst" xmlns:r="http://schemas.openxmlformats.org/officeDocument/2006/relationships" xmlns:wp14="http://schemas.microsoft.com/office/word/2010/wordprocessingDrawing" xmlns:wp="http://schemas.openxmlformats.org/drawingml/2006/wordprocessingDrawing" xmlns:wpg="http://schemas.microsoft.com/office/word/2010/wordprocessingGroup" xmlns:wpi="http://schemas.microsoft.com/office/word/2010/wordprocessingInk" xmlns:wps="http://schemas.microsoft.com/office/word/2010/wordprocessingShape" xmlns:o="urn:schemas-microsoft-com:office:office" xmlns:v="urn:schemas-microsoft-com:vml" xmlns:w10="urn:schemas-microsoft-com:office:word" xmlns:w="http://schemas.openxmlformats.org/wordprocessingml/2006/main" xmlns:w14="http://schemas.microsoft.com/office/word/2010/wordml" xmlns:w15="http://schemas.microsoft.com/office/word/2012/wordml" xmlns:w16cex="http://schemas.microsoft.com/office/word/2018/wordml/cex" xmlns:w16cid="http://schemas.microsoft.com/office/word/2016/wordml/cid" xmlns:w16="http://schemas.microsoft.com/office/word/2018/wordml" xmlns:w16sdtdh="http://schemas.microsoft.com/office/word/2020/wordml/sdtdatahash" xmlns:w16sdtfl="http://schemas.microsoft.com/office/word/2024/wordml/sdtformatlock" xmlns:w16se="http://schemas.microsoft.com/office/word/2015/wordml/symex" xmlns:w16du="http://schemas.microsoft.com/office/word/2023/wordml/word16du" xmlns:wne="http://schemas.microsoft.com/office/word/2006/wordml" mc:Ignorable="w14 w15 w16se w16cid w16 w16cex w16sdtdh w16sdtfl w16du wp14">
   <w:endnote w:type="separator" w:id="-1">
     <w:p>
       <w:pPr>
@@ -4957,7 +5061,7 @@
 </file>
 
 <file path=word/footnotes.xml><?xml version="1.0" encoding="utf-8"?>
-<w:footnotes xmlns:wpc="http://schemas.microsoft.com/office/word/2010/wordprocessingCanvas" xmlns:cx="http://schemas.microsoft.com/office/drawing/2014/chartex" xmlns:cx1="http://schemas.microsoft.com/office/drawing/2015/9/8/chartex" xmlns:cx2="http://schemas.microsoft.com/office/drawing/2015/10/21/chartex" xmlns:cx3="http://schemas.microsoft.com/office/drawing/2016/5/9/chartex" xmlns:cx4="http://schemas.microsoft.com/office/drawing/2016/5/10/chartex" xmlns:cx5="http://schemas.microsoft.com/office/drawing/2016/5/11/chartex" xmlns:cx6="http://schemas.microsoft.com/office/drawing/2016/5/12/chartex" xmlns:cx7="http://schemas.microsoft.com/office/drawing/2016/5/13/chartex" xmlns:cx8="http://schemas.microsoft.com/office/drawing/2016/5/14/chartex" xmlns:mc="http://schemas.openxmlformats.org/markup-compatibility/2006" xmlns:aink="http://schemas.microsoft.com/office/drawing/2016/ink" xmlns:am3d="http://schemas.microsoft.com/office/drawing/2017/model3d" xmlns:o="urn:schemas-microsoft-com:office:office" xmlns:r="http://schemas.openxmlformats.org/officeDocument/2006/relationships" xmlns:m="http://schemas.openxmlformats.org/officeDocument/2006/math" xmlns:v="urn:schemas-microsoft-com:vml" xmlns:wp14="http://schemas.microsoft.com/office/word/2010/wordprocessingDrawing" xmlns:wp="http://schemas.openxmlformats.org/drawingml/2006/wordprocessingDrawing" xmlns:w10="urn:schemas-microsoft-com:office:word" xmlns:w="http://schemas.openxmlformats.org/wordprocessingml/2006/main" xmlns:w14="http://schemas.microsoft.com/office/word/2010/wordml" xmlns:w15="http://schemas.microsoft.com/office/word/2012/wordml" xmlns:w16cex="http://schemas.microsoft.com/office/word/2018/wordml/cex" xmlns:w16cid="http://schemas.microsoft.com/office/word/2016/wordml/cid" xmlns:w16="http://schemas.microsoft.com/office/word/2018/wordml" xmlns:w16sdtdh="http://schemas.microsoft.com/office/word/2020/wordml/sdtdatahash" xmlns:w16se="http://schemas.microsoft.com/office/word/2015/wordml/symex" xmlns:wpg="http://schemas.microsoft.com/office/word/2010/wordprocessingGroup" xmlns:wpi="http://schemas.microsoft.com/office/word/2010/wordprocessingInk" xmlns:wne="http://schemas.microsoft.com/office/word/2006/wordml" xmlns:wps="http://schemas.microsoft.com/office/word/2010/wordprocessingShape" mc:Ignorable="w14 w15 w16se w16cid w16 w16cex w16sdtdh wp14">
+<w:footnotes xmlns:wpc="http://schemas.microsoft.com/office/word/2010/wordprocessingCanvas" xmlns:cx="http://schemas.microsoft.com/office/drawing/2014/chartex" xmlns:cx1="http://schemas.microsoft.com/office/drawing/2015/9/8/chartex" xmlns:cx2="http://schemas.microsoft.com/office/drawing/2015/10/21/chartex" xmlns:cx3="http://schemas.microsoft.com/office/drawing/2016/5/9/chartex" xmlns:cx4="http://schemas.microsoft.com/office/drawing/2016/5/10/chartex" xmlns:cx5="http://schemas.microsoft.com/office/drawing/2016/5/11/chartex" xmlns:cx6="http://schemas.microsoft.com/office/drawing/2016/5/12/chartex" xmlns:cx7="http://schemas.microsoft.com/office/drawing/2016/5/13/chartex" xmlns:cx8="http://schemas.microsoft.com/office/drawing/2016/5/14/chartex" xmlns:mc="http://schemas.openxmlformats.org/markup-compatibility/2006" xmlns:m="http://schemas.openxmlformats.org/officeDocument/2006/math" xmlns:aink="http://schemas.microsoft.com/office/drawing/2016/ink" xmlns:am3d="http://schemas.microsoft.com/office/drawing/2017/model3d" xmlns:oel="http://schemas.microsoft.com/office/2019/extlst" xmlns:r="http://schemas.openxmlformats.org/officeDocument/2006/relationships" xmlns:wp14="http://schemas.microsoft.com/office/word/2010/wordprocessingDrawing" xmlns:wp="http://schemas.openxmlformats.org/drawingml/2006/wordprocessingDrawing" xmlns:wpg="http://schemas.microsoft.com/office/word/2010/wordprocessingGroup" xmlns:wpi="http://schemas.microsoft.com/office/word/2010/wordprocessingInk" xmlns:wps="http://schemas.microsoft.com/office/word/2010/wordprocessingShape" xmlns:o="urn:schemas-microsoft-com:office:office" xmlns:v="urn:schemas-microsoft-com:vml" xmlns:w10="urn:schemas-microsoft-com:office:word" xmlns:w="http://schemas.openxmlformats.org/wordprocessingml/2006/main" xmlns:w14="http://schemas.microsoft.com/office/word/2010/wordml" xmlns:w15="http://schemas.microsoft.com/office/word/2012/wordml" xmlns:w16cex="http://schemas.microsoft.com/office/word/2018/wordml/cex" xmlns:w16cid="http://schemas.microsoft.com/office/word/2016/wordml/cid" xmlns:w16="http://schemas.microsoft.com/office/word/2018/wordml" xmlns:w16sdtdh="http://schemas.microsoft.com/office/word/2020/wordml/sdtdatahash" xmlns:w16sdtfl="http://schemas.microsoft.com/office/word/2024/wordml/sdtformatlock" xmlns:w16se="http://schemas.microsoft.com/office/word/2015/wordml/symex" xmlns:w16du="http://schemas.microsoft.com/office/word/2023/wordml/word16du" xmlns:wne="http://schemas.microsoft.com/office/word/2006/wordml" mc:Ignorable="w14 w15 w16se w16cid w16 w16cex w16sdtdh w16sdtfl w16du wp14">
   <w:footnote w:type="separator" w:id="-1">
     <w:p>
       <w:pPr>
@@ -4982,7 +5086,7 @@
 </file>
 
 <file path=word/header1.xml><?xml version="1.0" encoding="utf-8"?>
-<w:hdr xmlns:wpc="http://schemas.microsoft.com/office/word/2010/wordprocessingCanvas" xmlns:cx="http://schemas.microsoft.com/office/drawing/2014/chartex" xmlns:cx1="http://schemas.microsoft.com/office/drawing/2015/9/8/chartex" xmlns:cx2="http://schemas.microsoft.com/office/drawing/2015/10/21/chartex" xmlns:cx3="http://schemas.microsoft.com/office/drawing/2016/5/9/chartex" xmlns:cx4="http://schemas.microsoft.com/office/drawing/2016/5/10/chartex" xmlns:cx5="http://schemas.microsoft.com/office/drawing/2016/5/11/chartex" xmlns:cx6="http://schemas.microsoft.com/office/drawing/2016/5/12/chartex" xmlns:cx7="http://schemas.microsoft.com/office/drawing/2016/5/13/chartex" xmlns:cx8="http://schemas.microsoft.com/office/drawing/2016/5/14/chartex" xmlns:mc="http://schemas.openxmlformats.org/markup-compatibility/2006" xmlns:aink="http://schemas.microsoft.com/office/drawing/2016/ink" xmlns:am3d="http://schemas.microsoft.com/office/drawing/2017/model3d" xmlns:o="urn:schemas-microsoft-com:office:office" xmlns:r="http://schemas.openxmlformats.org/officeDocument/2006/relationships" xmlns:m="http://schemas.openxmlformats.org/officeDocument/2006/math" xmlns:v="urn:schemas-microsoft-com:vml" xmlns:wp14="http://schemas.microsoft.com/office/word/2010/wordprocessingDrawing" xmlns:wp="http://schemas.openxmlformats.org/drawingml/2006/wordprocessingDrawing" xmlns:w10="urn:schemas-microsoft-com:office:word" xmlns:w="http://schemas.openxmlformats.org/wordprocessingml/2006/main" xmlns:w14="http://schemas.microsoft.com/office/word/2010/wordml" xmlns:w15="http://schemas.microsoft.com/office/word/2012/wordml" xmlns:w16cex="http://schemas.microsoft.com/office/word/2018/wordml/cex" xmlns:w16cid="http://schemas.microsoft.com/office/word/2016/wordml/cid" xmlns:w16="http://schemas.microsoft.com/office/word/2018/wordml" xmlns:w16sdtdh="http://schemas.microsoft.com/office/word/2020/wordml/sdtdatahash" xmlns:w16se="http://schemas.microsoft.com/office/word/2015/wordml/symex" xmlns:wpg="http://schemas.microsoft.com/office/word/2010/wordprocessingGroup" xmlns:wpi="http://schemas.microsoft.com/office/word/2010/wordprocessingInk" xmlns:wne="http://schemas.microsoft.com/office/word/2006/wordml" xmlns:wps="http://schemas.microsoft.com/office/word/2010/wordprocessingShape" mc:Ignorable="w14 w15 w16se w16cid w16 w16cex w16sdtdh wp14">
+<w:hdr xmlns:wpc="http://schemas.microsoft.com/office/word/2010/wordprocessingCanvas" xmlns:cx="http://schemas.microsoft.com/office/drawing/2014/chartex" xmlns:cx1="http://schemas.microsoft.com/office/drawing/2015/9/8/chartex" xmlns:cx2="http://schemas.microsoft.com/office/drawing/2015/10/21/chartex" xmlns:cx3="http://schemas.microsoft.com/office/drawing/2016/5/9/chartex" xmlns:cx4="http://schemas.microsoft.com/office/drawing/2016/5/10/chartex" xmlns:cx5="http://schemas.microsoft.com/office/drawing/2016/5/11/chartex" xmlns:cx6="http://schemas.microsoft.com/office/drawing/2016/5/12/chartex" xmlns:cx7="http://schemas.microsoft.com/office/drawing/2016/5/13/chartex" xmlns:cx8="http://schemas.microsoft.com/office/drawing/2016/5/14/chartex" xmlns:mc="http://schemas.openxmlformats.org/markup-compatibility/2006" xmlns:m="http://schemas.openxmlformats.org/officeDocument/2006/math" xmlns:aink="http://schemas.microsoft.com/office/drawing/2016/ink" xmlns:am3d="http://schemas.microsoft.com/office/drawing/2017/model3d" xmlns:oel="http://schemas.microsoft.com/office/2019/extlst" xmlns:r="http://schemas.openxmlformats.org/officeDocument/2006/relationships" xmlns:wp14="http://schemas.microsoft.com/office/word/2010/wordprocessingDrawing" xmlns:wp="http://schemas.openxmlformats.org/drawingml/2006/wordprocessingDrawing" xmlns:wpg="http://schemas.microsoft.com/office/word/2010/wordprocessingGroup" xmlns:wpi="http://schemas.microsoft.com/office/word/2010/wordprocessingInk" xmlns:wps="http://schemas.microsoft.com/office/word/2010/wordprocessingShape" xmlns:o="urn:schemas-microsoft-com:office:office" xmlns:v="urn:schemas-microsoft-com:vml" xmlns:w10="urn:schemas-microsoft-com:office:word" xmlns:w="http://schemas.openxmlformats.org/wordprocessingml/2006/main" xmlns:w14="http://schemas.microsoft.com/office/word/2010/wordml" xmlns:w15="http://schemas.microsoft.com/office/word/2012/wordml" xmlns:w16cex="http://schemas.microsoft.com/office/word/2018/wordml/cex" xmlns:w16cid="http://schemas.microsoft.com/office/word/2016/wordml/cid" xmlns:w16="http://schemas.microsoft.com/office/word/2018/wordml" xmlns:w16sdtdh="http://schemas.microsoft.com/office/word/2020/wordml/sdtdatahash" xmlns:w16sdtfl="http://schemas.microsoft.com/office/word/2024/wordml/sdtformatlock" xmlns:w16se="http://schemas.microsoft.com/office/word/2015/wordml/symex" xmlns:w16du="http://schemas.microsoft.com/office/word/2023/wordml/word16du" xmlns:wne="http://schemas.microsoft.com/office/word/2006/wordml" mc:Ignorable="w14 w15 w16se w16cid w16 w16cex w16sdtdh w16sdtfl w16du wp14">
   <w:p>
     <w:r>
       <w:rPr>
@@ -5116,7 +5220,7 @@
             </wp:anchor>
           </w:drawing>
         </mc:Choice>
-        <mc:Fallback xmlns:w16sdtfl="http://schemas.microsoft.com/office/word/2024/wordml/sdtformatlock" xmlns:w16du="http://schemas.microsoft.com/office/word/2023/wordml/word16du" xmlns:oel="http://schemas.microsoft.com/office/2019/extlst">
+        <mc:Fallback>
           <w:pict>
             <v:shapetype w14:anchorId="651F38FC" id="_x0000_t202" coordsize="21600,21600" o:spt="202" path="m,l,21600r21600,l21600,xe">
               <v:stroke joinstyle="miter"/>
@@ -5163,7 +5267,7 @@
 </file>
 
 <file path=word/numbering.xml><?xml version="1.0" encoding="utf-8"?>
-<w:numbering xmlns:wpc="http://schemas.microsoft.com/office/word/2010/wordprocessingCanvas" xmlns:cx="http://schemas.microsoft.com/office/drawing/2014/chartex" xmlns:cx1="http://schemas.microsoft.com/office/drawing/2015/9/8/chartex" xmlns:cx2="http://schemas.microsoft.com/office/drawing/2015/10/21/chartex" xmlns:cx3="http://schemas.microsoft.com/office/drawing/2016/5/9/chartex" xmlns:cx4="http://schemas.microsoft.com/office/drawing/2016/5/10/chartex" xmlns:cx5="http://schemas.microsoft.com/office/drawing/2016/5/11/chartex" xmlns:cx6="http://schemas.microsoft.com/office/drawing/2016/5/12/chartex" xmlns:cx7="http://schemas.microsoft.com/office/drawing/2016/5/13/chartex" xmlns:cx8="http://schemas.microsoft.com/office/drawing/2016/5/14/chartex" xmlns:mc="http://schemas.openxmlformats.org/markup-compatibility/2006" xmlns:aink="http://schemas.microsoft.com/office/drawing/2016/ink" xmlns:am3d="http://schemas.microsoft.com/office/drawing/2017/model3d" xmlns:o="urn:schemas-microsoft-com:office:office" xmlns:r="http://schemas.openxmlformats.org/officeDocument/2006/relationships" xmlns:m="http://schemas.openxmlformats.org/officeDocument/2006/math" xmlns:v="urn:schemas-microsoft-com:vml" xmlns:wp14="http://schemas.microsoft.com/office/word/2010/wordprocessingDrawing" xmlns:wp="http://schemas.openxmlformats.org/drawingml/2006/wordprocessingDrawing" xmlns:w10="urn:schemas-microsoft-com:office:word" xmlns:w="http://schemas.openxmlformats.org/wordprocessingml/2006/main" xmlns:w14="http://schemas.microsoft.com/office/word/2010/wordml" xmlns:w15="http://schemas.microsoft.com/office/word/2012/wordml" xmlns:w16cex="http://schemas.microsoft.com/office/word/2018/wordml/cex" xmlns:w16cid="http://schemas.microsoft.com/office/word/2016/wordml/cid" xmlns:w16="http://schemas.microsoft.com/office/word/2018/wordml" xmlns:w16sdtdh="http://schemas.microsoft.com/office/word/2020/wordml/sdtdatahash" xmlns:w16se="http://schemas.microsoft.com/office/word/2015/wordml/symex" xmlns:wpg="http://schemas.microsoft.com/office/word/2010/wordprocessingGroup" xmlns:wpi="http://schemas.microsoft.com/office/word/2010/wordprocessingInk" xmlns:wne="http://schemas.microsoft.com/office/word/2006/wordml" xmlns:wps="http://schemas.microsoft.com/office/word/2010/wordprocessingShape" mc:Ignorable="w14 w15 w16se w16cid w16 w16cex w16sdtdh wp14">
+<w:numbering xmlns:wpc="http://schemas.microsoft.com/office/word/2010/wordprocessingCanvas" xmlns:cx="http://schemas.microsoft.com/office/drawing/2014/chartex" xmlns:cx1="http://schemas.microsoft.com/office/drawing/2015/9/8/chartex" xmlns:cx2="http://schemas.microsoft.com/office/drawing/2015/10/21/chartex" xmlns:cx3="http://schemas.microsoft.com/office/drawing/2016/5/9/chartex" xmlns:cx4="http://schemas.microsoft.com/office/drawing/2016/5/10/chartex" xmlns:cx5="http://schemas.microsoft.com/office/drawing/2016/5/11/chartex" xmlns:cx6="http://schemas.microsoft.com/office/drawing/2016/5/12/chartex" xmlns:cx7="http://schemas.microsoft.com/office/drawing/2016/5/13/chartex" xmlns:cx8="http://schemas.microsoft.com/office/drawing/2016/5/14/chartex" xmlns:mc="http://schemas.openxmlformats.org/markup-compatibility/2006" xmlns:m="http://schemas.openxmlformats.org/officeDocument/2006/math" xmlns:aink="http://schemas.microsoft.com/office/drawing/2016/ink" xmlns:am3d="http://schemas.microsoft.com/office/drawing/2017/model3d" xmlns:oel="http://schemas.microsoft.com/office/2019/extlst" xmlns:r="http://schemas.openxmlformats.org/officeDocument/2006/relationships" xmlns:wp14="http://schemas.microsoft.com/office/word/2010/wordprocessingDrawing" xmlns:wp="http://schemas.openxmlformats.org/drawingml/2006/wordprocessingDrawing" xmlns:wpg="http://schemas.microsoft.com/office/word/2010/wordprocessingGroup" xmlns:wpi="http://schemas.microsoft.com/office/word/2010/wordprocessingInk" xmlns:wps="http://schemas.microsoft.com/office/word/2010/wordprocessingShape" xmlns:o="urn:schemas-microsoft-com:office:office" xmlns:v="urn:schemas-microsoft-com:vml" xmlns:w10="urn:schemas-microsoft-com:office:word" xmlns:w="http://schemas.openxmlformats.org/wordprocessingml/2006/main" xmlns:w14="http://schemas.microsoft.com/office/word/2010/wordml" xmlns:w15="http://schemas.microsoft.com/office/word/2012/wordml" xmlns:w16cex="http://schemas.microsoft.com/office/word/2018/wordml/cex" xmlns:w16cid="http://schemas.microsoft.com/office/word/2016/wordml/cid" xmlns:w16="http://schemas.microsoft.com/office/word/2018/wordml" xmlns:w16sdtdh="http://schemas.microsoft.com/office/word/2020/wordml/sdtdatahash" xmlns:w16sdtfl="http://schemas.microsoft.com/office/word/2024/wordml/sdtformatlock" xmlns:w16se="http://schemas.microsoft.com/office/word/2015/wordml/symex" xmlns:w16du="http://schemas.microsoft.com/office/word/2023/wordml/word16du" xmlns:wne="http://schemas.microsoft.com/office/word/2006/wordml" mc:Ignorable="w14 w15 w16se w16cid w16 w16cex w16sdtdh w16sdtfl w16du wp14">
   <w:abstractNum w:abstractNumId="0" w15:restartNumberingAfterBreak="0">
     <w:nsid w:val="047D4F38"/>
     <w:multiLevelType w:val="multilevel"/>
@@ -5277,14 +5381,14 @@
       </w:rPr>
     </w:lvl>
   </w:abstractNum>
-  <w:num w:numId="1">
+  <w:num w:numId="1" w16cid:durableId="947587360">
     <w:abstractNumId w:val="0"/>
   </w:num>
 </w:numbering>
 </file>
 
 <file path=word/styles.xml><?xml version="1.0" encoding="utf-8"?>
-<w:styles xmlns:mc="http://schemas.openxmlformats.org/markup-compatibility/2006" xmlns:r="http://schemas.openxmlformats.org/officeDocument/2006/relationships" xmlns:w="http://schemas.openxmlformats.org/wordprocessingml/2006/main" xmlns:w14="http://schemas.microsoft.com/office/word/2010/wordml" xmlns:w15="http://schemas.microsoft.com/office/word/2012/wordml" xmlns:w16cex="http://schemas.microsoft.com/office/word/2018/wordml/cex" xmlns:w16cid="http://schemas.microsoft.com/office/word/2016/wordml/cid" xmlns:w16="http://schemas.microsoft.com/office/word/2018/wordml" xmlns:w16sdtdh="http://schemas.microsoft.com/office/word/2020/wordml/sdtdatahash" xmlns:w16se="http://schemas.microsoft.com/office/word/2015/wordml/symex" mc:Ignorable="w14 w15 w16se w16cid w16 w16cex w16sdtdh">
+<w:styles xmlns:mc="http://schemas.openxmlformats.org/markup-compatibility/2006" xmlns:r="http://schemas.openxmlformats.org/officeDocument/2006/relationships" xmlns:w="http://schemas.openxmlformats.org/wordprocessingml/2006/main" xmlns:w14="http://schemas.microsoft.com/office/word/2010/wordml" xmlns:w15="http://schemas.microsoft.com/office/word/2012/wordml" xmlns:w16cex="http://schemas.microsoft.com/office/word/2018/wordml/cex" xmlns:w16cid="http://schemas.microsoft.com/office/word/2016/wordml/cid" xmlns:w16="http://schemas.microsoft.com/office/word/2018/wordml" xmlns:w16sdtdh="http://schemas.microsoft.com/office/word/2020/wordml/sdtdatahash" xmlns:w16sdtfl="http://schemas.microsoft.com/office/word/2024/wordml/sdtformatlock" xmlns:w16se="http://schemas.microsoft.com/office/word/2015/wordml/symex" xmlns:w16du="http://schemas.microsoft.com/office/word/2023/wordml/word16du" mc:Ignorable="w14 w15 w16se w16cid w16 w16cex w16sdtdh w16sdtfl w16du">
   <w:docDefaults>
     <w:rPrDefault>
       <w:rPr>
@@ -5838,7 +5942,7 @@
       <w:lang w:eastAsia="es-CO"/>
     </w:rPr>
   </w:style>
-  <w:style w:type="character" w:styleId="Textoennegrita">
+  <w:style w:type="character" w:styleId="Fuerte">
     <w:name w:val="Strong"/>
     <w:basedOn w:val="Fuentedeprrafopredeter"/>
     <w:uiPriority w:val="22"/>
@@ -6244,6 +6348,26 @@
 </file>
 
 <file path=customXml/item1.xml><?xml version="1.0" encoding="utf-8"?>
+<p:properties xmlns:p="http://schemas.microsoft.com/office/2006/metadata/properties" xmlns:xsi="http://www.w3.org/2001/XMLSchema-instance" xmlns:pc="http://schemas.microsoft.com/office/infopath/2007/PartnerControls">
+  <documentManagement>
+    <TaxCatchAll xmlns="13c90a0b-73bc-4dc0-be5f-28d77b615beb" xsi:nil="true"/>
+    <lcf76f155ced4ddcb4097134ff3c332f xmlns="13c93bba-48ce-428c-bfe5-88b42c19b028">
+      <Terms xmlns="http://schemas.microsoft.com/office/infopath/2007/PartnerControls"/>
+    </lcf76f155ced4ddcb4097134ff3c332f>
+  </documentManagement>
+</p:properties>
+</file>
+
+<file path=customXml/item2.xml><?xml version="1.0" encoding="utf-8"?>
+<?mso-contentType ?>
+<FormTemplates xmlns="http://schemas.microsoft.com/sharepoint/v3/contenttype/forms">
+  <Display>DocumentLibraryForm</Display>
+  <Edit>DocumentLibraryForm</Edit>
+  <New>DocumentLibraryForm</New>
+</FormTemplates>
+</file>
+
+<file path=customXml/item3.xml><?xml version="1.0" encoding="utf-8"?>
 <ct:contentTypeSchema xmlns:ct="http://schemas.microsoft.com/office/2006/metadata/contentType" xmlns:ma="http://schemas.microsoft.com/office/2006/metadata/properties/metaAttributes" ct:_="" ma:_="" ma:contentTypeName="Documento" ma:contentTypeID="0x0101006A81D6BD42E8DF4C91013959704817E1" ma:contentTypeVersion="15" ma:contentTypeDescription="Crear nuevo documento." ma:contentTypeScope="" ma:versionID="bf4f72ffd194f0963ff564daca6869f7">
   <xsd:schema xmlns:xsd="http://www.w3.org/2001/XMLSchema" xmlns:xs="http://www.w3.org/2001/XMLSchema" xmlns:p="http://schemas.microsoft.com/office/2006/metadata/properties" xmlns:ns2="13c90a0b-73bc-4dc0-be5f-28d77b615beb" xmlns:ns3="13c93bba-48ce-428c-bfe5-88b42c19b028" targetNamespace="http://schemas.microsoft.com/office/2006/metadata/properties" ma:root="true" ma:fieldsID="8718d6f4873a5b1392a45044efa78385" ns2:_="" ns3:_="">
     <xsd:import namespace="13c90a0b-73bc-4dc0-be5f-28d77b615beb"/>
@@ -6478,27 +6602,26 @@
 </ct:contentTypeSchema>
 </file>
 
-<file path=customXml/item2.xml><?xml version="1.0" encoding="utf-8"?>
-<?mso-contentType ?>
-<FormTemplates xmlns="http://schemas.microsoft.com/sharepoint/v3/contenttype/forms">
-  <Display>DocumentLibraryForm</Display>
-  <Edit>DocumentLibraryForm</Edit>
-  <New>DocumentLibraryForm</New>
-</FormTemplates>
+<file path=customXml/itemProps1.xml><?xml version="1.0" encoding="utf-8"?>
+<ds:datastoreItem xmlns:ds="http://schemas.openxmlformats.org/officeDocument/2006/customXml" ds:itemID="{EDF01F34-AFD2-4C26-943C-7559134AF662}">
+  <ds:schemaRefs>
+    <ds:schemaRef ds:uri="http://schemas.microsoft.com/office/2006/metadata/properties"/>
+    <ds:schemaRef ds:uri="http://schemas.microsoft.com/office/infopath/2007/PartnerControls"/>
+    <ds:schemaRef ds:uri="13c90a0b-73bc-4dc0-be5f-28d77b615beb"/>
+    <ds:schemaRef ds:uri="13c93bba-48ce-428c-bfe5-88b42c19b028"/>
+  </ds:schemaRefs>
+</ds:datastoreItem>
 </file>
 
-<file path=customXml/item3.xml><?xml version="1.0" encoding="utf-8"?>
-<p:properties xmlns:p="http://schemas.microsoft.com/office/2006/metadata/properties" xmlns:xsi="http://www.w3.org/2001/XMLSchema-instance" xmlns:pc="http://schemas.microsoft.com/office/infopath/2007/PartnerControls">
-  <documentManagement>
-    <TaxCatchAll xmlns="13c90a0b-73bc-4dc0-be5f-28d77b615beb" xsi:nil="true"/>
-    <lcf76f155ced4ddcb4097134ff3c332f xmlns="13c93bba-48ce-428c-bfe5-88b42c19b028">
-      <Terms xmlns="http://schemas.microsoft.com/office/infopath/2007/PartnerControls"/>
-    </lcf76f155ced4ddcb4097134ff3c332f>
-  </documentManagement>
-</p:properties>
+<file path=customXml/itemProps2.xml><?xml version="1.0" encoding="utf-8"?>
+<ds:datastoreItem xmlns:ds="http://schemas.openxmlformats.org/officeDocument/2006/customXml" ds:itemID="{E7A33FF3-7DC2-41CE-97CD-14FF490F8BC5}">
+  <ds:schemaRefs>
+    <ds:schemaRef ds:uri="http://schemas.microsoft.com/sharepoint/v3/contenttype/forms"/>
+  </ds:schemaRefs>
+</ds:datastoreItem>
 </file>
 
-<file path=customXml/itemProps1.xml><?xml version="1.0" encoding="utf-8"?>
+<file path=customXml/itemProps3.xml><?xml version="1.0" encoding="utf-8"?>
 <ds:datastoreItem xmlns:ds="http://schemas.openxmlformats.org/officeDocument/2006/customXml" ds:itemID="{B5186D3C-1493-4B18-BA94-1E0B3BD919FD}">
   <ds:schemaRefs>
     <ds:schemaRef ds:uri="http://schemas.microsoft.com/office/2006/metadata/contentType"/>
@@ -6515,23 +6638,4 @@
     <ds:schemaRef ds:uri="http://schemas.microsoft.com/internal/obd"/>
   </ds:schemaRefs>
 </ds:datastoreItem>
-</file>
-
-<file path=customXml/itemProps2.xml><?xml version="1.0" encoding="utf-8"?>
-<ds:datastoreItem xmlns:ds="http://schemas.openxmlformats.org/officeDocument/2006/customXml" ds:itemID="{E7A33FF3-7DC2-41CE-97CD-14FF490F8BC5}">
-  <ds:schemaRefs>
-    <ds:schemaRef ds:uri="http://schemas.microsoft.com/sharepoint/v3/contenttype/forms"/>
-  </ds:schemaRefs>
-</ds:datastoreItem>
-</file>
-
-<file path=customXml/itemProps3.xml><?xml version="1.0" encoding="utf-8"?>
-<ds:datastoreItem xmlns:ds="http://schemas.openxmlformats.org/officeDocument/2006/customXml" ds:itemID="{EDF01F34-AFD2-4C26-943C-7559134AF662}">
-  <ds:schemaRefs>
-    <ds:schemaRef ds:uri="http://schemas.microsoft.com/office/2006/metadata/properties"/>
-    <ds:schemaRef ds:uri="http://schemas.microsoft.com/office/infopath/2007/PartnerControls"/>
-    <ds:schemaRef ds:uri="13c90a0b-73bc-4dc0-be5f-28d77b615beb"/>
-    <ds:schemaRef ds:uri="13c93bba-48ce-428c-bfe5-88b42c19b028"/>
-  </ds:schemaRefs>
-</ds:datastoreItem>
 </file>